--- a/day-2-stateful-storage-and-exposure/lab-14-loki.docx
+++ b/day-2-stateful-storage-and-exposure/lab-14-loki.docx
@@ -2,14 +2,6 @@
 <file path=word/document.xml><?xml version="1.0" encoding="utf-8"?>
 <w:document xmlns:w="http://schemas.openxmlformats.org/wordprocessingml/2006/main" xmlns:m="http://schemas.openxmlformats.org/officeDocument/2006/math" xmlns:r="http://schemas.openxmlformats.org/officeDocument/2006/relationships" xmlns:o="urn:schemas-microsoft-com:office:office" xmlns:v="urn:schemas-microsoft-com:vml" xmlns:w10="urn:schemas-microsoft-com:office:word" xmlns:a="http://schemas.openxmlformats.org/drawingml/2006/main" xmlns:pic="http://schemas.openxmlformats.org/drawingml/2006/picture" xmlns:wp="http://schemas.openxmlformats.org/drawingml/2006/wordprocessingDrawing">
   <w:body>
-    <w:p>
-      <w:pPr>
-        <w:pStyle w:val="Title"/>
-      </w:pPr>
-      <w:r>
-        <w:t xml:space="preserve">Lab 14 — Find the Failing Pod from Its Logs (Log-Based Diagnosis with Loki)</w:t>
-      </w:r>
-    </w:p>
     <w:p>
       <w:pPr>
         <w:pStyle w:val="Author"/>
@@ -661,7 +653,7 @@
       </w:r>
     </w:p>
     <w:bookmarkEnd w:id="12"/>
-    <w:bookmarkStart w:id="16" w:name="the-idea-in-60-seconds"/>
+    <w:bookmarkStart w:id="13" w:name="the-idea-in-60-seconds"/>
     <w:p>
       <w:pPr>
         <w:pStyle w:val="Heading2"/>
@@ -923,825 +915,834 @@
     </w:p>
     <w:p>
       <w:pPr>
+        <w:pStyle w:val="SourceCode"/>
+      </w:pPr>
+      <w:r>
+        <w:rPr>
+          <w:rStyle w:val="VerbatimChar"/>
+        </w:rPr>
+        <w:t xml:space="preserve">flowchart TB</w:t>
+      </w:r>
+      <w:r>
+        <w:br/>
+      </w:r>
+      <w:r>
+        <w:rPr>
+          <w:rStyle w:val="VerbatimChar"/>
+        </w:rPr>
+        <w:t xml:space="preserve">    P1["pod stdout&lt;br/&gt;(node 1)"] --&gt; PT1["Promtail&lt;br/&gt;(DaemonSet)"]</w:t>
+      </w:r>
+      <w:r>
+        <w:br/>
+      </w:r>
+      <w:r>
+        <w:rPr>
+          <w:rStyle w:val="VerbatimChar"/>
+        </w:rPr>
+        <w:t xml:space="preserve">    P2["pod stdout&lt;br/&gt;(node 2)"] --&gt; PT2["Promtail&lt;br/&gt;(DaemonSet)"]</w:t>
+      </w:r>
+      <w:r>
+        <w:br/>
+      </w:r>
+      <w:r>
+        <w:rPr>
+          <w:rStyle w:val="VerbatimChar"/>
+        </w:rPr>
+        <w:t xml:space="preserve">    PT1 --&gt;|"lines + labels"| LOKI["Loki&lt;br/&gt;(indexes by label)"]</w:t>
+      </w:r>
+      <w:r>
+        <w:br/>
+      </w:r>
+      <w:r>
+        <w:rPr>
+          <w:rStyle w:val="VerbatimChar"/>
+        </w:rPr>
+        <w:t xml:space="preserve">    PT2 --&gt;|"lines + labels"| LOKI</w:t>
+      </w:r>
+      <w:r>
+        <w:br/>
+      </w:r>
+      <w:r>
+        <w:rPr>
+          <w:rStyle w:val="VerbatimChar"/>
+        </w:rPr>
+        <w:t xml:space="preserve">    LOKI --&gt;|"LogQL:&lt;br/&gt;{namespace=&amp;quot;shop2&amp;quot;} |= &amp;quot;ERROR&amp;quot;"| YOU["you — the exact&lt;br/&gt;failing line + timestamp"]</w:t>
+      </w:r>
+    </w:p>
+    <w:p>
+      <w:r>
+        <w:pict>
+          <v:rect style="width:0;height:1.5pt" o:hralign="center" o:hrstd="t" o:hr="t"/>
+        </w:pict>
+      </w:r>
+    </w:p>
+    <w:bookmarkEnd w:id="13"/>
+    <w:bookmarkStart w:id="17" w:name="Xacc92233b331c4f2955a8bc47b77da2461ce671"/>
+    <w:p>
+      <w:pPr>
+        <w:pStyle w:val="Heading2"/>
+      </w:pPr>
+      <w:r>
+        <w:t xml:space="preserve">Step 1 — Install Loki + Promtail, and deploy the app with the bug</w:t>
+      </w:r>
+    </w:p>
+    <w:p>
+      <w:pPr>
         <w:pStyle w:val="FirstParagraph"/>
+      </w:pPr>
+      <w:r>
+        <w:rPr>
+          <w:b/>
+          <w:bCs/>
+        </w:rPr>
+        <w:t xml:space="preserve">Goal:</w:t>
+      </w:r>
+      <w:r>
+        <w:t xml:space="preserve"> </w:t>
+      </w:r>
+      <w:r>
+        <w:t xml:space="preserve">get log aggregation running cluster-wide, then start an app that logs a recurring failure.</w:t>
+      </w:r>
+    </w:p>
+    <w:p>
+      <w:pPr>
+        <w:pStyle w:val="BodyText"/>
+      </w:pPr>
+      <w:r>
+        <w:rPr>
+          <w:b/>
+          <w:bCs/>
+        </w:rPr>
+        <w:t xml:space="preserve">1. Install Loki and Promtail with Helm:</w:t>
+      </w:r>
+    </w:p>
+    <w:p>
+      <w:pPr>
+        <w:pStyle w:val="SourceCode"/>
+      </w:pPr>
+      <w:r>
+        <w:rPr>
+          <w:rStyle w:val="ExtensionTok"/>
+        </w:rPr>
+        <w:t xml:space="preserve">helm</w:t>
+      </w:r>
+      <w:r>
+        <w:rPr>
+          <w:rStyle w:val="NormalTok"/>
+        </w:rPr>
+        <w:t xml:space="preserve"> repo add grafana https://grafana.github.io/helm-charts</w:t>
+      </w:r>
+      <w:r>
+        <w:br/>
+      </w:r>
+      <w:r>
+        <w:rPr>
+          <w:rStyle w:val="ExtensionTok"/>
+        </w:rPr>
+        <w:t xml:space="preserve">helm</w:t>
+      </w:r>
+      <w:r>
+        <w:rPr>
+          <w:rStyle w:val="NormalTok"/>
+        </w:rPr>
+        <w:t xml:space="preserve"> repo update</w:t>
+      </w:r>
+      <w:r>
+        <w:br/>
+      </w:r>
+      <w:r>
+        <w:rPr>
+          <w:rStyle w:val="ExtensionTok"/>
+        </w:rPr>
+        <w:t xml:space="preserve">helm</w:t>
+      </w:r>
+      <w:r>
+        <w:rPr>
+          <w:rStyle w:val="NormalTok"/>
+        </w:rPr>
+        <w:t xml:space="preserve"> install loki grafana/loki-stack </w:t>
+      </w:r>
+      <w:r>
+        <w:rPr>
+          <w:rStyle w:val="DataTypeTok"/>
+        </w:rPr>
+        <w:t xml:space="preserve">\</w:t>
+      </w:r>
+      <w:r>
+        <w:br/>
+      </w:r>
+      <w:r>
+        <w:rPr>
+          <w:rStyle w:val="NormalTok"/>
+        </w:rPr>
+        <w:t xml:space="preserve">  </w:t>
+      </w:r>
+      <w:r>
+        <w:rPr>
+          <w:rStyle w:val="AttributeTok"/>
+        </w:rPr>
+        <w:t xml:space="preserve">--namespace</w:t>
+      </w:r>
+      <w:r>
+        <w:rPr>
+          <w:rStyle w:val="NormalTok"/>
+        </w:rPr>
+        <w:t xml:space="preserve"> loki </w:t>
+      </w:r>
+      <w:r>
+        <w:rPr>
+          <w:rStyle w:val="AttributeTok"/>
+        </w:rPr>
+        <w:t xml:space="preserve">--create-namespace</w:t>
+      </w:r>
+      <w:r>
+        <w:rPr>
+          <w:rStyle w:val="NormalTok"/>
+        </w:rPr>
+        <w:t xml:space="preserve"> </w:t>
+      </w:r>
+      <w:r>
+        <w:rPr>
+          <w:rStyle w:val="DataTypeTok"/>
+        </w:rPr>
+        <w:t xml:space="preserve">\</w:t>
+      </w:r>
+      <w:r>
+        <w:br/>
+      </w:r>
+      <w:r>
+        <w:rPr>
+          <w:rStyle w:val="NormalTok"/>
+        </w:rPr>
+        <w:t xml:space="preserve">  </w:t>
+      </w:r>
+      <w:r>
+        <w:rPr>
+          <w:rStyle w:val="AttributeTok"/>
+        </w:rPr>
+        <w:t xml:space="preserve">--set</w:t>
+      </w:r>
+      <w:r>
+        <w:rPr>
+          <w:rStyle w:val="NormalTok"/>
+        </w:rPr>
+        <w:t xml:space="preserve"> promtail.enabled=true </w:t>
+      </w:r>
+      <w:r>
+        <w:rPr>
+          <w:rStyle w:val="AttributeTok"/>
+        </w:rPr>
+        <w:t xml:space="preserve">--set</w:t>
+      </w:r>
+      <w:r>
+        <w:rPr>
+          <w:rStyle w:val="NormalTok"/>
+        </w:rPr>
+        <w:t xml:space="preserve"> grafana.enabled=false</w:t>
+      </w:r>
+      <w:r>
+        <w:br/>
+      </w:r>
+      <w:r>
+        <w:rPr>
+          <w:rStyle w:val="ExtensionTok"/>
+        </w:rPr>
+        <w:t xml:space="preserve">kubectl</w:t>
+      </w:r>
+      <w:r>
+        <w:rPr>
+          <w:rStyle w:val="NormalTok"/>
+        </w:rPr>
+        <w:t xml:space="preserve"> </w:t>
+      </w:r>
+      <w:r>
+        <w:rPr>
+          <w:rStyle w:val="AttributeTok"/>
+        </w:rPr>
+        <w:t xml:space="preserve">-n</w:t>
+      </w:r>
+      <w:r>
+        <w:rPr>
+          <w:rStyle w:val="NormalTok"/>
+        </w:rPr>
+        <w:t xml:space="preserve"> loki rollout status statefulset/loki </w:t>
+      </w:r>
+      <w:r>
+        <w:rPr>
+          <w:rStyle w:val="AttributeTok"/>
+        </w:rPr>
+        <w:t xml:space="preserve">--timeout</w:t>
+      </w:r>
+      <w:r>
+        <w:rPr>
+          <w:rStyle w:val="OperatorTok"/>
+        </w:rPr>
+        <w:t xml:space="preserve">=</w:t>
+      </w:r>
+      <w:r>
+        <w:rPr>
+          <w:rStyle w:val="NormalTok"/>
+        </w:rPr>
+        <w:t xml:space="preserve">180s</w:t>
+      </w:r>
+    </w:p>
+    <w:p>
+      <w:pPr>
+        <w:pStyle w:val="FirstParagraph"/>
+      </w:pPr>
+      <w:r>
+        <w:rPr>
+          <w:b/>
+          <w:bCs/>
+        </w:rPr>
+        <w:t xml:space="preserve">2. Deploy the</w:t>
+      </w:r>
+      <w:r>
+        <w:rPr>
+          <w:b/>
+          <w:bCs/>
+        </w:rPr>
+        <w:t xml:space="preserve"> </w:t>
+      </w:r>
+      <w:r>
+        <w:rPr>
+          <w:rStyle w:val="VerbatimChar"/>
+          <w:b/>
+          <w:bCs/>
+        </w:rPr>
+        <w:t xml:space="preserve">payments</w:t>
+      </w:r>
+      <w:r>
+        <w:rPr>
+          <w:b/>
+          <w:bCs/>
+        </w:rPr>
+        <w:t xml:space="preserve"> </w:t>
+      </w:r>
+      <w:r>
+        <w:rPr>
+          <w:b/>
+          <w:bCs/>
+        </w:rPr>
+        <w:t xml:space="preserve">app</w:t>
+      </w:r>
+      <w:r>
+        <w:t xml:space="preserve"> </w:t>
+      </w:r>
+      <w:r>
+        <w:t xml:space="preserve">— it prints an</w:t>
+      </w:r>
+      <w:r>
+        <w:t xml:space="preserve"> </w:t>
+      </w:r>
+      <w:r>
+        <w:rPr>
+          <w:rStyle w:val="VerbatimChar"/>
+        </w:rPr>
+        <w:t xml:space="preserve">INFO</w:t>
+      </w:r>
+      <w:r>
+        <w:t xml:space="preserve"> </w:t>
+      </w:r>
+      <w:r>
+        <w:t xml:space="preserve">line every 2 seconds and, on every 5th request, an</w:t>
+      </w:r>
+      <w:r>
+        <w:t xml:space="preserve"> </w:t>
+      </w:r>
+      <w:r>
+        <w:rPr>
+          <w:rStyle w:val="VerbatimChar"/>
+        </w:rPr>
+        <w:t xml:space="preserve">ERROR</w:t>
+      </w:r>
+      <w:r>
+        <w:t xml:space="preserve">:</w:t>
+      </w:r>
+    </w:p>
+    <w:p>
+      <w:pPr>
+        <w:pStyle w:val="SourceCode"/>
+      </w:pPr>
+      <w:r>
+        <w:rPr>
+          <w:rStyle w:val="ExtensionTok"/>
+        </w:rPr>
+        <w:t xml:space="preserve">kubectl</w:t>
+      </w:r>
+      <w:r>
+        <w:rPr>
+          <w:rStyle w:val="NormalTok"/>
+        </w:rPr>
+        <w:t xml:space="preserve"> create namespace shop2</w:t>
+      </w:r>
+      <w:r>
+        <w:br/>
+      </w:r>
+      <w:r>
+        <w:rPr>
+          <w:rStyle w:val="ExtensionTok"/>
+        </w:rPr>
+        <w:t xml:space="preserve">kubectl</w:t>
+      </w:r>
+      <w:r>
+        <w:rPr>
+          <w:rStyle w:val="NormalTok"/>
+        </w:rPr>
+        <w:t xml:space="preserve"> </w:t>
+      </w:r>
+      <w:r>
+        <w:rPr>
+          <w:rStyle w:val="AttributeTok"/>
+        </w:rPr>
+        <w:t xml:space="preserve">-n</w:t>
+      </w:r>
+      <w:r>
+        <w:rPr>
+          <w:rStyle w:val="NormalTok"/>
+        </w:rPr>
+        <w:t xml:space="preserve"> shop2 apply </w:t>
+      </w:r>
+      <w:r>
+        <w:rPr>
+          <w:rStyle w:val="AttributeTok"/>
+        </w:rPr>
+        <w:t xml:space="preserve">-f</w:t>
+      </w:r>
+      <w:r>
+        <w:rPr>
+          <w:rStyle w:val="NormalTok"/>
+        </w:rPr>
+        <w:t xml:space="preserve"> </w:t>
+      </w:r>
+      <w:r>
+        <w:rPr>
+          <w:rStyle w:val="AttributeTok"/>
+        </w:rPr>
+        <w:t xml:space="preserve">-</w:t>
+      </w:r>
+      <w:r>
+        <w:rPr>
+          <w:rStyle w:val="NormalTok"/>
+        </w:rPr>
+        <w:t xml:space="preserve"> </w:t>
+      </w:r>
+      <w:r>
+        <w:rPr>
+          <w:rStyle w:val="OperatorTok"/>
+        </w:rPr>
+        <w:t xml:space="preserve">&lt;&lt;'EOF'</w:t>
+      </w:r>
+      <w:r>
+        <w:br/>
+      </w:r>
+      <w:r>
+        <w:rPr>
+          <w:rStyle w:val="StringTok"/>
+        </w:rPr>
+        <w:t xml:space="preserve">apiVersion: apps/v1</w:t>
+      </w:r>
+      <w:r>
+        <w:br/>
+      </w:r>
+      <w:r>
+        <w:rPr>
+          <w:rStyle w:val="StringTok"/>
+        </w:rPr>
+        <w:t xml:space="preserve">kind: Deployment</w:t>
+      </w:r>
+      <w:r>
+        <w:br/>
+      </w:r>
+      <w:r>
+        <w:rPr>
+          <w:rStyle w:val="StringTok"/>
+        </w:rPr>
+        <w:t xml:space="preserve">metadata: {name: payments, labels: {app: payments}}</w:t>
+      </w:r>
+      <w:r>
+        <w:br/>
+      </w:r>
+      <w:r>
+        <w:rPr>
+          <w:rStyle w:val="StringTok"/>
+        </w:rPr>
+        <w:t xml:space="preserve">spec:</w:t>
+      </w:r>
+      <w:r>
+        <w:br/>
+      </w:r>
+      <w:r>
+        <w:rPr>
+          <w:rStyle w:val="StringTok"/>
+        </w:rPr>
+        <w:t xml:space="preserve">  replicas: 1</w:t>
+      </w:r>
+      <w:r>
+        <w:br/>
+      </w:r>
+      <w:r>
+        <w:rPr>
+          <w:rStyle w:val="StringTok"/>
+        </w:rPr>
+        <w:t xml:space="preserve">  selector: {matchLabels: {app: payments}}</w:t>
+      </w:r>
+      <w:r>
+        <w:br/>
+      </w:r>
+      <w:r>
+        <w:rPr>
+          <w:rStyle w:val="StringTok"/>
+        </w:rPr>
+        <w:t xml:space="preserve">  template:</w:t>
+      </w:r>
+      <w:r>
+        <w:br/>
+      </w:r>
+      <w:r>
+        <w:rPr>
+          <w:rStyle w:val="StringTok"/>
+        </w:rPr>
+        <w:t xml:space="preserve">    metadata: {labels: {app: payments}}</w:t>
+      </w:r>
+      <w:r>
+        <w:br/>
+      </w:r>
+      <w:r>
+        <w:rPr>
+          <w:rStyle w:val="StringTok"/>
+        </w:rPr>
+        <w:t xml:space="preserve">    spec:</w:t>
+      </w:r>
+      <w:r>
+        <w:br/>
+      </w:r>
+      <w:r>
+        <w:rPr>
+          <w:rStyle w:val="StringTok"/>
+        </w:rPr>
+        <w:t xml:space="preserve">      containers:</w:t>
+      </w:r>
+      <w:r>
+        <w:br/>
+      </w:r>
+      <w:r>
+        <w:rPr>
+          <w:rStyle w:val="StringTok"/>
+        </w:rPr>
+        <w:t xml:space="preserve">        - name: payments</w:t>
+      </w:r>
+      <w:r>
+        <w:br/>
+      </w:r>
+      <w:r>
+        <w:rPr>
+          <w:rStyle w:val="StringTok"/>
+        </w:rPr>
+        <w:t xml:space="preserve">          image: busybox:1.36</w:t>
+      </w:r>
+      <w:r>
+        <w:br/>
+      </w:r>
+      <w:r>
+        <w:rPr>
+          <w:rStyle w:val="StringTok"/>
+        </w:rPr>
+        <w:t xml:space="preserve">          command: ["sh","-c","i=0; while true; do i=$((i+1)); echo \"$(date -u +%H:%M:%S) INFO request $i handled\"; if [ $((i % 5)) -eq 0 ]; then echo \"$(date -u +%H:%M:%S) ERROR payment failed: connection refused to db:5432\"; fi; sleep 2; done"]</w:t>
+      </w:r>
+      <w:r>
+        <w:br/>
+      </w:r>
+      <w:r>
+        <w:rPr>
+          <w:rStyle w:val="OperatorTok"/>
+        </w:rPr>
+        <w:t xml:space="preserve">EOF</w:t>
+      </w:r>
+      <w:r>
+        <w:br/>
+      </w:r>
+      <w:r>
+        <w:rPr>
+          <w:rStyle w:val="ExtensionTok"/>
+        </w:rPr>
+        <w:t xml:space="preserve">kubectl</w:t>
+      </w:r>
+      <w:r>
+        <w:rPr>
+          <w:rStyle w:val="NormalTok"/>
+        </w:rPr>
+        <w:t xml:space="preserve"> </w:t>
+      </w:r>
+      <w:r>
+        <w:rPr>
+          <w:rStyle w:val="AttributeTok"/>
+        </w:rPr>
+        <w:t xml:space="preserve">-n</w:t>
+      </w:r>
+      <w:r>
+        <w:rPr>
+          <w:rStyle w:val="NormalTok"/>
+        </w:rPr>
+        <w:t xml:space="preserve"> shop2 rollout status deployment/payments </w:t>
+      </w:r>
+      <w:r>
+        <w:rPr>
+          <w:rStyle w:val="AttributeTok"/>
+        </w:rPr>
+        <w:t xml:space="preserve">--timeout</w:t>
+      </w:r>
+      <w:r>
+        <w:rPr>
+          <w:rStyle w:val="OperatorTok"/>
+        </w:rPr>
+        <w:t xml:space="preserve">=</w:t>
+      </w:r>
+      <w:r>
+        <w:rPr>
+          <w:rStyle w:val="NormalTok"/>
+        </w:rPr>
+        <w:t xml:space="preserve">90s</w:t>
+      </w:r>
+    </w:p>
+    <w:p>
+      <w:pPr>
+        <w:pStyle w:val="FirstParagraph"/>
+      </w:pPr>
+      <w:r>
+        <w:rPr>
+          <w:b/>
+          <w:bCs/>
+        </w:rPr>
+        <w:t xml:space="preserve">3. Confirm everything is up and the app is logging</w:t>
+      </w:r>
+      <w:r>
+        <w:t xml:space="preserve"> </w:t>
+      </w:r>
+      <w:r>
+        <w:t xml:space="preserve">(</w:t>
+      </w:r>
+      <w:r>
+        <w:rPr>
+          <w:rStyle w:val="VerbatimChar"/>
+        </w:rPr>
+        <w:t xml:space="preserve">kubectl logs</w:t>
+      </w:r>
+      <w:r>
+        <w:t xml:space="preserve"> </w:t>
+      </w:r>
+      <w:r>
+        <w:t xml:space="preserve">here is just to show the raw stream — the whole point of the lab is to</w:t>
+      </w:r>
+      <w:r>
+        <w:t xml:space="preserve"> </w:t>
+      </w:r>
+      <w:r>
+        <w:rPr>
+          <w:i/>
+          <w:iCs/>
+        </w:rPr>
+        <w:t xml:space="preserve">stop</w:t>
+      </w:r>
+      <w:r>
+        <w:t xml:space="preserve"> </w:t>
+      </w:r>
+      <w:r>
+        <w:t xml:space="preserve">doing this):</w:t>
+      </w:r>
+    </w:p>
+    <w:p>
+      <w:pPr>
+        <w:pStyle w:val="SourceCode"/>
+      </w:pPr>
+      <w:r>
+        <w:rPr>
+          <w:rStyle w:val="ExtensionTok"/>
+        </w:rPr>
+        <w:t xml:space="preserve">kubectl</w:t>
+      </w:r>
+      <w:r>
+        <w:rPr>
+          <w:rStyle w:val="NormalTok"/>
+        </w:rPr>
+        <w:t xml:space="preserve"> </w:t>
+      </w:r>
+      <w:r>
+        <w:rPr>
+          <w:rStyle w:val="AttributeTok"/>
+        </w:rPr>
+        <w:t xml:space="preserve">-n</w:t>
+      </w:r>
+      <w:r>
+        <w:rPr>
+          <w:rStyle w:val="NormalTok"/>
+        </w:rPr>
+        <w:t xml:space="preserve"> loki get pods</w:t>
+      </w:r>
+      <w:r>
+        <w:br/>
+      </w:r>
+      <w:r>
+        <w:rPr>
+          <w:rStyle w:val="ExtensionTok"/>
+        </w:rPr>
+        <w:t xml:space="preserve">kubectl</w:t>
+      </w:r>
+      <w:r>
+        <w:rPr>
+          <w:rStyle w:val="NormalTok"/>
+        </w:rPr>
+        <w:t xml:space="preserve"> </w:t>
+      </w:r>
+      <w:r>
+        <w:rPr>
+          <w:rStyle w:val="AttributeTok"/>
+        </w:rPr>
+        <w:t xml:space="preserve">-n</w:t>
+      </w:r>
+      <w:r>
+        <w:rPr>
+          <w:rStyle w:val="NormalTok"/>
+        </w:rPr>
+        <w:t xml:space="preserve"> shop2 logs deploy/payments </w:t>
+      </w:r>
+      <w:r>
+        <w:rPr>
+          <w:rStyle w:val="AttributeTok"/>
+        </w:rPr>
+        <w:t xml:space="preserve">--tail</w:t>
+      </w:r>
+      <w:r>
+        <w:rPr>
+          <w:rStyle w:val="OperatorTok"/>
+        </w:rPr>
+        <w:t xml:space="preserve">=</w:t>
+      </w:r>
+      <w:r>
+        <w:rPr>
+          <w:rStyle w:val="NormalTok"/>
+        </w:rPr>
+        <w:t xml:space="preserve">6</w:t>
+      </w:r>
+    </w:p>
+    <w:p>
+      <w:pPr>
+        <w:pStyle w:val="FirstParagraph"/>
+      </w:pPr>
+      <w:r>
+        <w:rPr>
+          <w:b/>
+          <w:bCs/>
+        </w:rPr>
+        <w:t xml:space="preserve">What you should see:</w:t>
+      </w:r>
+      <w:r>
+        <w:t xml:space="preserve"> </w:t>
+      </w:r>
+      <w:r>
+        <w:rPr>
+          <w:rStyle w:val="VerbatimChar"/>
+        </w:rPr>
+        <w:t xml:space="preserve">loki-0</w:t>
+      </w:r>
+      <w:r>
+        <w:t xml:space="preserve"> </w:t>
+      </w:r>
+      <w:r>
+        <w:t xml:space="preserve">and one</w:t>
+      </w:r>
+      <w:r>
+        <w:t xml:space="preserve"> </w:t>
+      </w:r>
+      <w:r>
+        <w:rPr>
+          <w:rStyle w:val="VerbatimChar"/>
+        </w:rPr>
+        <w:t xml:space="preserve">loki-promtail-*</w:t>
+      </w:r>
+      <w:r>
+        <w:t xml:space="preserve"> </w:t>
+      </w:r>
+      <w:r>
+        <w:t xml:space="preserve">Pod</w:t>
+      </w:r>
+      <w:r>
+        <w:t xml:space="preserve"> </w:t>
+      </w:r>
+      <w:r>
+        <w:rPr>
+          <w:b/>
+          <w:bCs/>
+        </w:rPr>
+        <w:t xml:space="preserve">per node</w:t>
+      </w:r>
+      <w:r>
+        <w:t xml:space="preserve"> </w:t>
+      </w:r>
+      <w:r>
+        <w:t xml:space="preserve">all</w:t>
+      </w:r>
+      <w:r>
+        <w:t xml:space="preserve"> </w:t>
+      </w:r>
+      <w:r>
+        <w:rPr>
+          <w:rStyle w:val="VerbatimChar"/>
+        </w:rPr>
+        <w:t xml:space="preserve">Running</w:t>
+      </w:r>
+      <w:r>
+        <w:t xml:space="preserve">, and the app's log stream showing</w:t>
+      </w:r>
+      <w:r>
+        <w:t xml:space="preserve"> </w:t>
+      </w:r>
+      <w:r>
+        <w:rPr>
+          <w:rStyle w:val="VerbatimChar"/>
+        </w:rPr>
+        <w:t xml:space="preserve">INFO request N handled</w:t>
+      </w:r>
+      <w:r>
+        <w:t xml:space="preserve"> </w:t>
+      </w:r>
+      <w:r>
+        <w:t xml:space="preserve">lines with a recurring</w:t>
+      </w:r>
+      <w:r>
+        <w:t xml:space="preserve"> </w:t>
+      </w:r>
+      <w:r>
+        <w:rPr>
+          <w:rStyle w:val="VerbatimChar"/>
+        </w:rPr>
+        <w:t xml:space="preserve">ERROR payment failed: connection refused to db:5432</w:t>
+      </w:r>
+      <w:r>
+        <w:t xml:space="preserve">.</w:t>
+      </w:r>
+    </w:p>
+    <w:p>
+      <w:pPr>
+        <w:pStyle w:val="BodyText"/>
       </w:pPr>
       <w:r>
         <w:drawing>
           <wp:inline>
-            <wp:extent cx="4737100" cy="7289800"/>
+            <wp:extent cx="5943600" cy="4116751"/>
             <wp:effectExtent b="0" l="0" r="0" t="0"/>
-            <wp:docPr descr="Architecture diagram" title="" id="14" name="Picture"/>
+            <wp:docPr descr="Loki + Promtail running, and the payments app emitting INFO lines plus a recurring ERROR" title="" id="15" name="Picture"/>
             <a:graphic>
               <a:graphicData uri="http://schemas.openxmlformats.org/drawingml/2006/picture">
                 <pic:pic>
                   <pic:nvPicPr>
-                    <pic:cNvPr descr="artifacts/lab-14/diagrams/diagram.png" id="15" name="Picture"/>
+                    <pic:cNvPr descr="../artifacts/lab-14/screenshots/01-loki-setup.png" id="16" name="Picture"/>
                     <pic:cNvPicPr>
                       <a:picLocks noChangeArrowheads="1" noChangeAspect="1"/>
                     </pic:cNvPicPr>
                   </pic:nvPicPr>
                   <pic:blipFill>
-                    <a:blip r:embed="rId13"/>
-                    <a:stretch>
-                      <a:fillRect/>
-                    </a:stretch>
-                  </pic:blipFill>
-                  <pic:spPr bwMode="auto">
-                    <a:xfrm>
-                      <a:off x="0" y="0"/>
-                      <a:ext cx="4737100" cy="7289800"/>
-                    </a:xfrm>
-                    <a:prstGeom prst="rect">
-                      <a:avLst/>
-                    </a:prstGeom>
-                    <a:noFill/>
-                    <a:ln w="9525">
-                      <a:noFill/>
-                      <a:headEnd/>
-                      <a:tailEnd/>
-                    </a:ln>
-                  </pic:spPr>
-                </pic:pic>
-              </a:graphicData>
-            </a:graphic>
-          </wp:inline>
-        </w:drawing>
-      </w:r>
-    </w:p>
-    <w:p>
-      <w:r>
-        <w:pict>
-          <v:rect style="width:0;height:1.5pt" o:hralign="center" o:hrstd="t" o:hr="t"/>
-        </w:pict>
-      </w:r>
-    </w:p>
-    <w:bookmarkEnd w:id="16"/>
-    <w:bookmarkStart w:id="20" w:name="Xacc92233b331c4f2955a8bc47b77da2461ce671"/>
-    <w:p>
-      <w:pPr>
-        <w:pStyle w:val="Heading2"/>
-      </w:pPr>
-      <w:r>
-        <w:t xml:space="preserve">Step 1 — Install Loki + Promtail, and deploy the app with the bug</w:t>
-      </w:r>
-    </w:p>
-    <w:p>
-      <w:pPr>
-        <w:pStyle w:val="FirstParagraph"/>
-      </w:pPr>
-      <w:r>
-        <w:rPr>
-          <w:b/>
-          <w:bCs/>
-        </w:rPr>
-        <w:t xml:space="preserve">Goal:</w:t>
-      </w:r>
-      <w:r>
-        <w:t xml:space="preserve"> </w:t>
-      </w:r>
-      <w:r>
-        <w:t xml:space="preserve">get log aggregation running cluster-wide, then start an app that logs a recurring failure.</w:t>
-      </w:r>
-    </w:p>
-    <w:p>
-      <w:pPr>
-        <w:pStyle w:val="BodyText"/>
-      </w:pPr>
-      <w:r>
-        <w:rPr>
-          <w:b/>
-          <w:bCs/>
-        </w:rPr>
-        <w:t xml:space="preserve">1. Install Loki and Promtail with Helm:</w:t>
-      </w:r>
-    </w:p>
-    <w:p>
-      <w:pPr>
-        <w:pStyle w:val="SourceCode"/>
-      </w:pPr>
-      <w:r>
-        <w:rPr>
-          <w:rStyle w:val="ExtensionTok"/>
-        </w:rPr>
-        <w:t xml:space="preserve">helm</w:t>
-      </w:r>
-      <w:r>
-        <w:rPr>
-          <w:rStyle w:val="NormalTok"/>
-        </w:rPr>
-        <w:t xml:space="preserve"> repo add grafana https://grafana.github.io/helm-charts</w:t>
-      </w:r>
-      <w:r>
-        <w:br/>
-      </w:r>
-      <w:r>
-        <w:rPr>
-          <w:rStyle w:val="ExtensionTok"/>
-        </w:rPr>
-        <w:t xml:space="preserve">helm</w:t>
-      </w:r>
-      <w:r>
-        <w:rPr>
-          <w:rStyle w:val="NormalTok"/>
-        </w:rPr>
-        <w:t xml:space="preserve"> repo update</w:t>
-      </w:r>
-      <w:r>
-        <w:br/>
-      </w:r>
-      <w:r>
-        <w:rPr>
-          <w:rStyle w:val="ExtensionTok"/>
-        </w:rPr>
-        <w:t xml:space="preserve">helm</w:t>
-      </w:r>
-      <w:r>
-        <w:rPr>
-          <w:rStyle w:val="NormalTok"/>
-        </w:rPr>
-        <w:t xml:space="preserve"> install loki grafana/loki-stack </w:t>
-      </w:r>
-      <w:r>
-        <w:rPr>
-          <w:rStyle w:val="DataTypeTok"/>
-        </w:rPr>
-        <w:t xml:space="preserve">\</w:t>
-      </w:r>
-      <w:r>
-        <w:br/>
-      </w:r>
-      <w:r>
-        <w:rPr>
-          <w:rStyle w:val="NormalTok"/>
-        </w:rPr>
-        <w:t xml:space="preserve">  </w:t>
-      </w:r>
-      <w:r>
-        <w:rPr>
-          <w:rStyle w:val="AttributeTok"/>
-        </w:rPr>
-        <w:t xml:space="preserve">--namespace</w:t>
-      </w:r>
-      <w:r>
-        <w:rPr>
-          <w:rStyle w:val="NormalTok"/>
-        </w:rPr>
-        <w:t xml:space="preserve"> loki </w:t>
-      </w:r>
-      <w:r>
-        <w:rPr>
-          <w:rStyle w:val="AttributeTok"/>
-        </w:rPr>
-        <w:t xml:space="preserve">--create-namespace</w:t>
-      </w:r>
-      <w:r>
-        <w:rPr>
-          <w:rStyle w:val="NormalTok"/>
-        </w:rPr>
-        <w:t xml:space="preserve"> </w:t>
-      </w:r>
-      <w:r>
-        <w:rPr>
-          <w:rStyle w:val="DataTypeTok"/>
-        </w:rPr>
-        <w:t xml:space="preserve">\</w:t>
-      </w:r>
-      <w:r>
-        <w:br/>
-      </w:r>
-      <w:r>
-        <w:rPr>
-          <w:rStyle w:val="NormalTok"/>
-        </w:rPr>
-        <w:t xml:space="preserve">  </w:t>
-      </w:r>
-      <w:r>
-        <w:rPr>
-          <w:rStyle w:val="AttributeTok"/>
-        </w:rPr>
-        <w:t xml:space="preserve">--set</w:t>
-      </w:r>
-      <w:r>
-        <w:rPr>
-          <w:rStyle w:val="NormalTok"/>
-        </w:rPr>
-        <w:t xml:space="preserve"> promtail.enabled=true </w:t>
-      </w:r>
-      <w:r>
-        <w:rPr>
-          <w:rStyle w:val="AttributeTok"/>
-        </w:rPr>
-        <w:t xml:space="preserve">--set</w:t>
-      </w:r>
-      <w:r>
-        <w:rPr>
-          <w:rStyle w:val="NormalTok"/>
-        </w:rPr>
-        <w:t xml:space="preserve"> grafana.enabled=false</w:t>
-      </w:r>
-      <w:r>
-        <w:br/>
-      </w:r>
-      <w:r>
-        <w:rPr>
-          <w:rStyle w:val="ExtensionTok"/>
-        </w:rPr>
-        <w:t xml:space="preserve">kubectl</w:t>
-      </w:r>
-      <w:r>
-        <w:rPr>
-          <w:rStyle w:val="NormalTok"/>
-        </w:rPr>
-        <w:t xml:space="preserve"> </w:t>
-      </w:r>
-      <w:r>
-        <w:rPr>
-          <w:rStyle w:val="AttributeTok"/>
-        </w:rPr>
-        <w:t xml:space="preserve">-n</w:t>
-      </w:r>
-      <w:r>
-        <w:rPr>
-          <w:rStyle w:val="NormalTok"/>
-        </w:rPr>
-        <w:t xml:space="preserve"> loki rollout status statefulset/loki </w:t>
-      </w:r>
-      <w:r>
-        <w:rPr>
-          <w:rStyle w:val="AttributeTok"/>
-        </w:rPr>
-        <w:t xml:space="preserve">--timeout</w:t>
-      </w:r>
-      <w:r>
-        <w:rPr>
-          <w:rStyle w:val="OperatorTok"/>
-        </w:rPr>
-        <w:t xml:space="preserve">=</w:t>
-      </w:r>
-      <w:r>
-        <w:rPr>
-          <w:rStyle w:val="NormalTok"/>
-        </w:rPr>
-        <w:t xml:space="preserve">180s</w:t>
-      </w:r>
-    </w:p>
-    <w:p>
-      <w:pPr>
-        <w:pStyle w:val="FirstParagraph"/>
-      </w:pPr>
-      <w:r>
-        <w:rPr>
-          <w:b/>
-          <w:bCs/>
-        </w:rPr>
-        <w:t xml:space="preserve">2. Deploy the</w:t>
-      </w:r>
-      <w:r>
-        <w:rPr>
-          <w:b/>
-          <w:bCs/>
-        </w:rPr>
-        <w:t xml:space="preserve"> </w:t>
-      </w:r>
-      <w:r>
-        <w:rPr>
-          <w:rStyle w:val="VerbatimChar"/>
-          <w:b/>
-          <w:bCs/>
-        </w:rPr>
-        <w:t xml:space="preserve">payments</w:t>
-      </w:r>
-      <w:r>
-        <w:rPr>
-          <w:b/>
-          <w:bCs/>
-        </w:rPr>
-        <w:t xml:space="preserve"> </w:t>
-      </w:r>
-      <w:r>
-        <w:rPr>
-          <w:b/>
-          <w:bCs/>
-        </w:rPr>
-        <w:t xml:space="preserve">app</w:t>
-      </w:r>
-      <w:r>
-        <w:t xml:space="preserve"> </w:t>
-      </w:r>
-      <w:r>
-        <w:t xml:space="preserve">— it prints an</w:t>
-      </w:r>
-      <w:r>
-        <w:t xml:space="preserve"> </w:t>
-      </w:r>
-      <w:r>
-        <w:rPr>
-          <w:rStyle w:val="VerbatimChar"/>
-        </w:rPr>
-        <w:t xml:space="preserve">INFO</w:t>
-      </w:r>
-      <w:r>
-        <w:t xml:space="preserve"> </w:t>
-      </w:r>
-      <w:r>
-        <w:t xml:space="preserve">line every 2 seconds and, on every 5th request, an</w:t>
-      </w:r>
-      <w:r>
-        <w:t xml:space="preserve"> </w:t>
-      </w:r>
-      <w:r>
-        <w:rPr>
-          <w:rStyle w:val="VerbatimChar"/>
-        </w:rPr>
-        <w:t xml:space="preserve">ERROR</w:t>
-      </w:r>
-      <w:r>
-        <w:t xml:space="preserve">:</w:t>
-      </w:r>
-    </w:p>
-    <w:p>
-      <w:pPr>
-        <w:pStyle w:val="SourceCode"/>
-      </w:pPr>
-      <w:r>
-        <w:rPr>
-          <w:rStyle w:val="ExtensionTok"/>
-        </w:rPr>
-        <w:t xml:space="preserve">kubectl</w:t>
-      </w:r>
-      <w:r>
-        <w:rPr>
-          <w:rStyle w:val="NormalTok"/>
-        </w:rPr>
-        <w:t xml:space="preserve"> create namespace shop2</w:t>
-      </w:r>
-      <w:r>
-        <w:br/>
-      </w:r>
-      <w:r>
-        <w:rPr>
-          <w:rStyle w:val="ExtensionTok"/>
-        </w:rPr>
-        <w:t xml:space="preserve">kubectl</w:t>
-      </w:r>
-      <w:r>
-        <w:rPr>
-          <w:rStyle w:val="NormalTok"/>
-        </w:rPr>
-        <w:t xml:space="preserve"> </w:t>
-      </w:r>
-      <w:r>
-        <w:rPr>
-          <w:rStyle w:val="AttributeTok"/>
-        </w:rPr>
-        <w:t xml:space="preserve">-n</w:t>
-      </w:r>
-      <w:r>
-        <w:rPr>
-          <w:rStyle w:val="NormalTok"/>
-        </w:rPr>
-        <w:t xml:space="preserve"> shop2 apply </w:t>
-      </w:r>
-      <w:r>
-        <w:rPr>
-          <w:rStyle w:val="AttributeTok"/>
-        </w:rPr>
-        <w:t xml:space="preserve">-f</w:t>
-      </w:r>
-      <w:r>
-        <w:rPr>
-          <w:rStyle w:val="NormalTok"/>
-        </w:rPr>
-        <w:t xml:space="preserve"> </w:t>
-      </w:r>
-      <w:r>
-        <w:rPr>
-          <w:rStyle w:val="AttributeTok"/>
-        </w:rPr>
-        <w:t xml:space="preserve">-</w:t>
-      </w:r>
-      <w:r>
-        <w:rPr>
-          <w:rStyle w:val="NormalTok"/>
-        </w:rPr>
-        <w:t xml:space="preserve"> </w:t>
-      </w:r>
-      <w:r>
-        <w:rPr>
-          <w:rStyle w:val="OperatorTok"/>
-        </w:rPr>
-        <w:t xml:space="preserve">&lt;&lt;'EOF'</w:t>
-      </w:r>
-      <w:r>
-        <w:br/>
-      </w:r>
-      <w:r>
-        <w:rPr>
-          <w:rStyle w:val="StringTok"/>
-        </w:rPr>
-        <w:t xml:space="preserve">apiVersion: apps/v1</w:t>
-      </w:r>
-      <w:r>
-        <w:br/>
-      </w:r>
-      <w:r>
-        <w:rPr>
-          <w:rStyle w:val="StringTok"/>
-        </w:rPr>
-        <w:t xml:space="preserve">kind: Deployment</w:t>
-      </w:r>
-      <w:r>
-        <w:br/>
-      </w:r>
-      <w:r>
-        <w:rPr>
-          <w:rStyle w:val="StringTok"/>
-        </w:rPr>
-        <w:t xml:space="preserve">metadata: {name: payments, labels: {app: payments}}</w:t>
-      </w:r>
-      <w:r>
-        <w:br/>
-      </w:r>
-      <w:r>
-        <w:rPr>
-          <w:rStyle w:val="StringTok"/>
-        </w:rPr>
-        <w:t xml:space="preserve">spec:</w:t>
-      </w:r>
-      <w:r>
-        <w:br/>
-      </w:r>
-      <w:r>
-        <w:rPr>
-          <w:rStyle w:val="StringTok"/>
-        </w:rPr>
-        <w:t xml:space="preserve">  replicas: 1</w:t>
-      </w:r>
-      <w:r>
-        <w:br/>
-      </w:r>
-      <w:r>
-        <w:rPr>
-          <w:rStyle w:val="StringTok"/>
-        </w:rPr>
-        <w:t xml:space="preserve">  selector: {matchLabels: {app: payments}}</w:t>
-      </w:r>
-      <w:r>
-        <w:br/>
-      </w:r>
-      <w:r>
-        <w:rPr>
-          <w:rStyle w:val="StringTok"/>
-        </w:rPr>
-        <w:t xml:space="preserve">  template:</w:t>
-      </w:r>
-      <w:r>
-        <w:br/>
-      </w:r>
-      <w:r>
-        <w:rPr>
-          <w:rStyle w:val="StringTok"/>
-        </w:rPr>
-        <w:t xml:space="preserve">    metadata: {labels: {app: payments}}</w:t>
-      </w:r>
-      <w:r>
-        <w:br/>
-      </w:r>
-      <w:r>
-        <w:rPr>
-          <w:rStyle w:val="StringTok"/>
-        </w:rPr>
-        <w:t xml:space="preserve">    spec:</w:t>
-      </w:r>
-      <w:r>
-        <w:br/>
-      </w:r>
-      <w:r>
-        <w:rPr>
-          <w:rStyle w:val="StringTok"/>
-        </w:rPr>
-        <w:t xml:space="preserve">      containers:</w:t>
-      </w:r>
-      <w:r>
-        <w:br/>
-      </w:r>
-      <w:r>
-        <w:rPr>
-          <w:rStyle w:val="StringTok"/>
-        </w:rPr>
-        <w:t xml:space="preserve">        - name: payments</w:t>
-      </w:r>
-      <w:r>
-        <w:br/>
-      </w:r>
-      <w:r>
-        <w:rPr>
-          <w:rStyle w:val="StringTok"/>
-        </w:rPr>
-        <w:t xml:space="preserve">          image: busybox:1.36</w:t>
-      </w:r>
-      <w:r>
-        <w:br/>
-      </w:r>
-      <w:r>
-        <w:rPr>
-          <w:rStyle w:val="StringTok"/>
-        </w:rPr>
-        <w:t xml:space="preserve">          command: ["sh","-c","i=0; while true; do i=$((i+1)); echo \"$(date -u +%H:%M:%S) INFO request $i handled\"; if [ $((i % 5)) -eq 0 ]; then echo \"$(date -u +%H:%M:%S) ERROR payment failed: connection refused to db:5432\"; fi; sleep 2; done"]</w:t>
-      </w:r>
-      <w:r>
-        <w:br/>
-      </w:r>
-      <w:r>
-        <w:rPr>
-          <w:rStyle w:val="OperatorTok"/>
-        </w:rPr>
-        <w:t xml:space="preserve">EOF</w:t>
-      </w:r>
-      <w:r>
-        <w:br/>
-      </w:r>
-      <w:r>
-        <w:rPr>
-          <w:rStyle w:val="ExtensionTok"/>
-        </w:rPr>
-        <w:t xml:space="preserve">kubectl</w:t>
-      </w:r>
-      <w:r>
-        <w:rPr>
-          <w:rStyle w:val="NormalTok"/>
-        </w:rPr>
-        <w:t xml:space="preserve"> </w:t>
-      </w:r>
-      <w:r>
-        <w:rPr>
-          <w:rStyle w:val="AttributeTok"/>
-        </w:rPr>
-        <w:t xml:space="preserve">-n</w:t>
-      </w:r>
-      <w:r>
-        <w:rPr>
-          <w:rStyle w:val="NormalTok"/>
-        </w:rPr>
-        <w:t xml:space="preserve"> shop2 rollout status deployment/payments </w:t>
-      </w:r>
-      <w:r>
-        <w:rPr>
-          <w:rStyle w:val="AttributeTok"/>
-        </w:rPr>
-        <w:t xml:space="preserve">--timeout</w:t>
-      </w:r>
-      <w:r>
-        <w:rPr>
-          <w:rStyle w:val="OperatorTok"/>
-        </w:rPr>
-        <w:t xml:space="preserve">=</w:t>
-      </w:r>
-      <w:r>
-        <w:rPr>
-          <w:rStyle w:val="NormalTok"/>
-        </w:rPr>
-        <w:t xml:space="preserve">90s</w:t>
-      </w:r>
-    </w:p>
-    <w:p>
-      <w:pPr>
-        <w:pStyle w:val="FirstParagraph"/>
-      </w:pPr>
-      <w:r>
-        <w:rPr>
-          <w:b/>
-          <w:bCs/>
-        </w:rPr>
-        <w:t xml:space="preserve">3. Confirm everything is up and the app is logging</w:t>
-      </w:r>
-      <w:r>
-        <w:t xml:space="preserve"> </w:t>
-      </w:r>
-      <w:r>
-        <w:t xml:space="preserve">(</w:t>
-      </w:r>
-      <w:r>
-        <w:rPr>
-          <w:rStyle w:val="VerbatimChar"/>
-        </w:rPr>
-        <w:t xml:space="preserve">kubectl logs</w:t>
-      </w:r>
-      <w:r>
-        <w:t xml:space="preserve"> </w:t>
-      </w:r>
-      <w:r>
-        <w:t xml:space="preserve">here is just to show the raw stream — the whole point of the lab is to</w:t>
-      </w:r>
-      <w:r>
-        <w:t xml:space="preserve"> </w:t>
-      </w:r>
-      <w:r>
-        <w:rPr>
-          <w:i/>
-          <w:iCs/>
-        </w:rPr>
-        <w:t xml:space="preserve">stop</w:t>
-      </w:r>
-      <w:r>
-        <w:t xml:space="preserve"> </w:t>
-      </w:r>
-      <w:r>
-        <w:t xml:space="preserve">doing this):</w:t>
-      </w:r>
-    </w:p>
-    <w:p>
-      <w:pPr>
-        <w:pStyle w:val="SourceCode"/>
-      </w:pPr>
-      <w:r>
-        <w:rPr>
-          <w:rStyle w:val="ExtensionTok"/>
-        </w:rPr>
-        <w:t xml:space="preserve">kubectl</w:t>
-      </w:r>
-      <w:r>
-        <w:rPr>
-          <w:rStyle w:val="NormalTok"/>
-        </w:rPr>
-        <w:t xml:space="preserve"> </w:t>
-      </w:r>
-      <w:r>
-        <w:rPr>
-          <w:rStyle w:val="AttributeTok"/>
-        </w:rPr>
-        <w:t xml:space="preserve">-n</w:t>
-      </w:r>
-      <w:r>
-        <w:rPr>
-          <w:rStyle w:val="NormalTok"/>
-        </w:rPr>
-        <w:t xml:space="preserve"> loki get pods</w:t>
-      </w:r>
-      <w:r>
-        <w:br/>
-      </w:r>
-      <w:r>
-        <w:rPr>
-          <w:rStyle w:val="ExtensionTok"/>
-        </w:rPr>
-        <w:t xml:space="preserve">kubectl</w:t>
-      </w:r>
-      <w:r>
-        <w:rPr>
-          <w:rStyle w:val="NormalTok"/>
-        </w:rPr>
-        <w:t xml:space="preserve"> </w:t>
-      </w:r>
-      <w:r>
-        <w:rPr>
-          <w:rStyle w:val="AttributeTok"/>
-        </w:rPr>
-        <w:t xml:space="preserve">-n</w:t>
-      </w:r>
-      <w:r>
-        <w:rPr>
-          <w:rStyle w:val="NormalTok"/>
-        </w:rPr>
-        <w:t xml:space="preserve"> shop2 logs deploy/payments </w:t>
-      </w:r>
-      <w:r>
-        <w:rPr>
-          <w:rStyle w:val="AttributeTok"/>
-        </w:rPr>
-        <w:t xml:space="preserve">--tail</w:t>
-      </w:r>
-      <w:r>
-        <w:rPr>
-          <w:rStyle w:val="OperatorTok"/>
-        </w:rPr>
-        <w:t xml:space="preserve">=</w:t>
-      </w:r>
-      <w:r>
-        <w:rPr>
-          <w:rStyle w:val="NormalTok"/>
-        </w:rPr>
-        <w:t xml:space="preserve">6</w:t>
-      </w:r>
-    </w:p>
-    <w:p>
-      <w:pPr>
-        <w:pStyle w:val="FirstParagraph"/>
-      </w:pPr>
-      <w:r>
-        <w:rPr>
-          <w:b/>
-          <w:bCs/>
-        </w:rPr>
-        <w:t xml:space="preserve">What you should see:</w:t>
-      </w:r>
-      <w:r>
-        <w:t xml:space="preserve"> </w:t>
-      </w:r>
-      <w:r>
-        <w:rPr>
-          <w:rStyle w:val="VerbatimChar"/>
-        </w:rPr>
-        <w:t xml:space="preserve">loki-0</w:t>
-      </w:r>
-      <w:r>
-        <w:t xml:space="preserve"> </w:t>
-      </w:r>
-      <w:r>
-        <w:t xml:space="preserve">and one</w:t>
-      </w:r>
-      <w:r>
-        <w:t xml:space="preserve"> </w:t>
-      </w:r>
-      <w:r>
-        <w:rPr>
-          <w:rStyle w:val="VerbatimChar"/>
-        </w:rPr>
-        <w:t xml:space="preserve">loki-promtail-*</w:t>
-      </w:r>
-      <w:r>
-        <w:t xml:space="preserve"> </w:t>
-      </w:r>
-      <w:r>
-        <w:t xml:space="preserve">Pod</w:t>
-      </w:r>
-      <w:r>
-        <w:t xml:space="preserve"> </w:t>
-      </w:r>
-      <w:r>
-        <w:rPr>
-          <w:b/>
-          <w:bCs/>
-        </w:rPr>
-        <w:t xml:space="preserve">per node</w:t>
-      </w:r>
-      <w:r>
-        <w:t xml:space="preserve"> </w:t>
-      </w:r>
-      <w:r>
-        <w:t xml:space="preserve">all</w:t>
-      </w:r>
-      <w:r>
-        <w:t xml:space="preserve"> </w:t>
-      </w:r>
-      <w:r>
-        <w:rPr>
-          <w:rStyle w:val="VerbatimChar"/>
-        </w:rPr>
-        <w:t xml:space="preserve">Running</w:t>
-      </w:r>
-      <w:r>
-        <w:t xml:space="preserve">, and the app's log stream showing</w:t>
-      </w:r>
-      <w:r>
-        <w:t xml:space="preserve"> </w:t>
-      </w:r>
-      <w:r>
-        <w:rPr>
-          <w:rStyle w:val="VerbatimChar"/>
-        </w:rPr>
-        <w:t xml:space="preserve">INFO request N handled</w:t>
-      </w:r>
-      <w:r>
-        <w:t xml:space="preserve"> </w:t>
-      </w:r>
-      <w:r>
-        <w:t xml:space="preserve">lines with a recurring</w:t>
-      </w:r>
-      <w:r>
-        <w:t xml:space="preserve"> </w:t>
-      </w:r>
-      <w:r>
-        <w:rPr>
-          <w:rStyle w:val="VerbatimChar"/>
-        </w:rPr>
-        <w:t xml:space="preserve">ERROR payment failed: connection refused to db:5432</w:t>
-      </w:r>
-      <w:r>
-        <w:t xml:space="preserve">.</w:t>
-      </w:r>
-    </w:p>
-    <w:p>
-      <w:pPr>
-        <w:pStyle w:val="BodyText"/>
-      </w:pPr>
-      <w:r>
-        <w:drawing>
-          <wp:inline>
-            <wp:extent cx="5943600" cy="4116751"/>
-            <wp:effectExtent b="0" l="0" r="0" t="0"/>
-            <wp:docPr descr="Loki + Promtail running, and the payments app emitting INFO lines plus a recurring ERROR" title="" id="18" name="Picture"/>
-            <a:graphic>
-              <a:graphicData uri="http://schemas.openxmlformats.org/drawingml/2006/picture">
-                <pic:pic>
-                  <pic:nvPicPr>
-                    <pic:cNvPr descr="artifacts/lab-14/screenshots/01-loki-setup.png" id="19" name="Picture"/>
-                    <pic:cNvPicPr>
-                      <a:picLocks noChangeArrowheads="1" noChangeAspect="1"/>
-                    </pic:cNvPicPr>
-                  </pic:nvPicPr>
-                  <pic:blipFill>
-                    <a:blip r:embed="rId17"/>
+                    <a:blip r:embed="rId14"/>
                     <a:stretch>
                       <a:fillRect/>
                     </a:stretch>
@@ -1793,7 +1794,7 @@
         </w:pict>
       </w:r>
     </w:p>
-    <w:bookmarkEnd w:id="20"/>
+    <w:bookmarkEnd w:id="17"/>
     <w:bookmarkStart w:id="21" w:name="X85d72b67051a7aee71bf8d900750c09bc2e99dc"/>
     <w:p>
       <w:pPr>
@@ -2152,6 +2153,53 @@
       </w:r>
       <w:r>
         <w:t xml:space="preserve">.</w:t>
+      </w:r>
+    </w:p>
+    <w:p>
+      <w:pPr>
+        <w:pStyle w:val="BodyText"/>
+      </w:pPr>
+      <w:r>
+        <w:drawing>
+          <wp:inline>
+            <wp:extent cx="5943600" cy="1261664"/>
+            <wp:effectExtent b="0" l="0" r="0" t="0"/>
+            <wp:docPr descr="One label selector returns the newest lines from every Pod in the namespace, each tagged with its pod, container and detected level" title="" id="19" name="Picture"/>
+            <a:graphic>
+              <a:graphicData uri="http://schemas.openxmlformats.org/drawingml/2006/picture">
+                <pic:pic>
+                  <pic:nvPicPr>
+                    <pic:cNvPr descr="../artifacts/lab-14/screenshots/03-logql-label-selector.png" id="20" name="Picture"/>
+                    <pic:cNvPicPr>
+                      <a:picLocks noChangeArrowheads="1" noChangeAspect="1"/>
+                    </pic:cNvPicPr>
+                  </pic:nvPicPr>
+                  <pic:blipFill>
+                    <a:blip r:embed="rId18"/>
+                    <a:stretch>
+                      <a:fillRect/>
+                    </a:stretch>
+                  </pic:blipFill>
+                  <pic:spPr bwMode="auto">
+                    <a:xfrm>
+                      <a:off x="0" y="0"/>
+                      <a:ext cx="5943600" cy="1261664"/>
+                    </a:xfrm>
+                    <a:prstGeom prst="rect">
+                      <a:avLst/>
+                    </a:prstGeom>
+                    <a:noFill/>
+                    <a:ln w="9525">
+                      <a:noFill/>
+                      <a:headEnd/>
+                      <a:tailEnd/>
+                    </a:ln>
+                  </pic:spPr>
+                </pic:pic>
+              </a:graphicData>
+            </a:graphic>
+          </wp:inline>
+        </w:drawing>
       </w:r>
     </w:p>
     <w:p>
@@ -2337,7 +2385,7 @@
               <a:graphicData uri="http://schemas.openxmlformats.org/drawingml/2006/picture">
                 <pic:pic>
                   <pic:nvPicPr>
-                    <pic:cNvPr descr="artifacts/lab-14/screenshots/02-logql-root-cause.png" id="24" name="Picture"/>
+                    <pic:cNvPr descr="../artifacts/lab-14/screenshots/02-logql-root-cause.png" id="24" name="Picture"/>
                     <pic:cNvPicPr>
                       <a:picLocks noChangeArrowheads="1" noChangeAspect="1"/>
                     </pic:cNvPicPr>
@@ -2450,7 +2498,7 @@
       </w:r>
     </w:p>
     <w:bookmarkEnd w:id="25"/>
-    <w:bookmarkStart w:id="26" w:name="X9a60ccf7ce56880e27ba0e3ceb30623b5ab8971"/>
+    <w:bookmarkStart w:id="29" w:name="X9a60ccf7ce56880e27ba0e3ceb30623b5ab8971"/>
     <w:p>
       <w:pPr>
         <w:pStyle w:val="Heading2"/>
@@ -2602,6 +2650,53 @@
       </w:r>
       <w:r>
         <w:t xml:space="preserve">— the exact thing you'd graph in Grafana or alert on ("page me if payment errors exceed 20 in 5 minutes").</w:t>
+      </w:r>
+    </w:p>
+    <w:p>
+      <w:pPr>
+        <w:pStyle w:val="BodyText"/>
+      </w:pPr>
+      <w:r>
+        <w:drawing>
+          <wp:inline>
+            <wp:extent cx="5943600" cy="1018516"/>
+            <wp:effectExtent b="0" l="0" r="0" t="0"/>
+            <wp:docPr descr="The same window counted two ways — all ERROR lines and just the PAYMENT_DECLINED ones — each collapsing to a single number" title="" id="27" name="Picture"/>
+            <a:graphic>
+              <a:graphicData uri="http://schemas.openxmlformats.org/drawingml/2006/picture">
+                <pic:pic>
+                  <pic:nvPicPr>
+                    <pic:cNvPr descr="../artifacts/lab-14/screenshots/04-count-over-time.png" id="28" name="Picture"/>
+                    <pic:cNvPicPr>
+                      <a:picLocks noChangeArrowheads="1" noChangeAspect="1"/>
+                    </pic:cNvPicPr>
+                  </pic:nvPicPr>
+                  <pic:blipFill>
+                    <a:blip r:embed="rId26"/>
+                    <a:stretch>
+                      <a:fillRect/>
+                    </a:stretch>
+                  </pic:blipFill>
+                  <pic:spPr bwMode="auto">
+                    <a:xfrm>
+                      <a:off x="0" y="0"/>
+                      <a:ext cx="5943600" cy="1018516"/>
+                    </a:xfrm>
+                    <a:prstGeom prst="rect">
+                      <a:avLst/>
+                    </a:prstGeom>
+                    <a:noFill/>
+                    <a:ln w="9525">
+                      <a:noFill/>
+                      <a:headEnd/>
+                      <a:tailEnd/>
+                    </a:ln>
+                  </pic:spPr>
+                </pic:pic>
+              </a:graphicData>
+            </a:graphic>
+          </wp:inline>
+        </w:drawing>
       </w:r>
     </w:p>
     <w:p>
@@ -2611,14 +2706,14 @@
         </w:pict>
       </w:r>
     </w:p>
-    <w:bookmarkEnd w:id="26"/>
-    <w:bookmarkStart w:id="27" w:name="step-5--clean-up"/>
+    <w:bookmarkEnd w:id="29"/>
+    <w:bookmarkStart w:id="33" w:name="step-5--turn-the-query-into-an-alert"/>
     <w:p>
       <w:pPr>
         <w:pStyle w:val="Heading2"/>
       </w:pPr>
       <w:r>
-        <w:t xml:space="preserve">Step 5 — Clean up</w:t>
+        <w:t xml:space="preserve">Step 5 — Turn the query into an alert</w:t>
       </w:r>
     </w:p>
     <w:p>
@@ -2626,19 +2721,71 @@
         <w:pStyle w:val="FirstParagraph"/>
       </w:pPr>
       <w:r>
-        <w:t xml:space="preserve">Stop the port-forward (</w:t>
-      </w:r>
-      <w:r>
-        <w:rPr>
-          <w:rStyle w:val="VerbatimChar"/>
-        </w:rPr>
-        <w:t xml:space="preserve">Ctrl-C</w:t>
-      </w:r>
-      <w:r>
-        <w:t xml:space="preserve"> </w:t>
-      </w:r>
-      <w:r>
-        <w:t xml:space="preserve">in its terminal), then:</w:t>
+        <w:rPr>
+          <w:b/>
+          <w:bCs/>
+        </w:rPr>
+        <w:t xml:space="preserve">Goal:</w:t>
+      </w:r>
+      <w:r>
+        <w:t xml:space="preserve"> </w:t>
+      </w:r>
+      <w:r>
+        <w:t xml:space="preserve">stop watching the dashboard. A LogQL query you have to run yourself is a diagnosis; a rule</w:t>
+      </w:r>
+      <w:r>
+        <w:t xml:space="preserve"> </w:t>
+      </w:r>
+      <w:r>
+        <w:t xml:space="preserve">that evaluates it for you is monitoring.</w:t>
+      </w:r>
+    </w:p>
+    <w:p>
+      <w:pPr>
+        <w:pStyle w:val="BodyText"/>
+      </w:pPr>
+      <w:r>
+        <w:t xml:space="preserve">Step 4 produced a number — errors per five minutes. Loki's</w:t>
+      </w:r>
+      <w:r>
+        <w:t xml:space="preserve"> </w:t>
+      </w:r>
+      <w:r>
+        <w:rPr>
+          <w:b/>
+          <w:bCs/>
+        </w:rPr>
+        <w:t xml:space="preserve">ruler</w:t>
+      </w:r>
+      <w:r>
+        <w:t xml:space="preserve"> </w:t>
+      </w:r>
+      <w:r>
+        <w:t xml:space="preserve">evaluates exactly that kind of</w:t>
+      </w:r>
+      <w:r>
+        <w:t xml:space="preserve"> </w:t>
+      </w:r>
+      <w:r>
+        <w:t xml:space="preserve">query on a schedule and raises an alert when it crosses a threshold.</w:t>
+      </w:r>
+    </w:p>
+    <w:p>
+      <w:pPr>
+        <w:pStyle w:val="BodyText"/>
+      </w:pPr>
+      <w:r>
+        <w:rPr>
+          <w:b/>
+          <w:bCs/>
+        </w:rPr>
+        <w:t xml:space="preserve">1. Enable the ruler</w:t>
+      </w:r>
+      <w:r>
+        <w:t xml:space="preserve"> </w:t>
+      </w:r>
+      <w:r>
+        <w:t xml:space="preserve">in Loki's config — it is off by default:</w:t>
       </w:r>
     </w:p>
     <w:p>
@@ -2647,6 +2794,826 @@
       </w:pPr>
       <w:r>
         <w:rPr>
+          <w:rStyle w:val="FunctionTok"/>
+        </w:rPr>
+        <w:t xml:space="preserve">ruler</w:t>
+      </w:r>
+      <w:r>
+        <w:rPr>
+          <w:rStyle w:val="KeywordTok"/>
+        </w:rPr>
+        <w:t xml:space="preserve">:</w:t>
+      </w:r>
+      <w:r>
+        <w:br/>
+      </w:r>
+      <w:r>
+        <w:rPr>
+          <w:rStyle w:val="AttributeTok"/>
+        </w:rPr>
+        <w:t xml:space="preserve">  </w:t>
+      </w:r>
+      <w:r>
+        <w:rPr>
+          <w:rStyle w:val="FunctionTok"/>
+        </w:rPr>
+        <w:t xml:space="preserve">storage</w:t>
+      </w:r>
+      <w:r>
+        <w:rPr>
+          <w:rStyle w:val="KeywordTok"/>
+        </w:rPr>
+        <w:t xml:space="preserve">:</w:t>
+      </w:r>
+      <w:r>
+        <w:br/>
+      </w:r>
+      <w:r>
+        <w:rPr>
+          <w:rStyle w:val="AttributeTok"/>
+        </w:rPr>
+        <w:t xml:space="preserve">    </w:t>
+      </w:r>
+      <w:r>
+        <w:rPr>
+          <w:rStyle w:val="FunctionTok"/>
+        </w:rPr>
+        <w:t xml:space="preserve">type</w:t>
+      </w:r>
+      <w:r>
+        <w:rPr>
+          <w:rStyle w:val="KeywordTok"/>
+        </w:rPr>
+        <w:t xml:space="preserve">:</w:t>
+      </w:r>
+      <w:r>
+        <w:rPr>
+          <w:rStyle w:val="AttributeTok"/>
+        </w:rPr>
+        <w:t xml:space="preserve"> local</w:t>
+      </w:r>
+      <w:r>
+        <w:br/>
+      </w:r>
+      <w:r>
+        <w:rPr>
+          <w:rStyle w:val="AttributeTok"/>
+        </w:rPr>
+        <w:t xml:space="preserve">    </w:t>
+      </w:r>
+      <w:r>
+        <w:rPr>
+          <w:rStyle w:val="FunctionTok"/>
+        </w:rPr>
+        <w:t xml:space="preserve">local</w:t>
+      </w:r>
+      <w:r>
+        <w:rPr>
+          <w:rStyle w:val="KeywordTok"/>
+        </w:rPr>
+        <w:t xml:space="preserve">:</w:t>
+      </w:r>
+      <w:r>
+        <w:rPr>
+          <w:rStyle w:val="AttributeTok"/>
+        </w:rPr>
+        <w:t xml:space="preserve"> </w:t>
+      </w:r>
+      <w:r>
+        <w:rPr>
+          <w:rStyle w:val="KeywordTok"/>
+        </w:rPr>
+        <w:t xml:space="preserve">{</w:t>
+      </w:r>
+      <w:r>
+        <w:rPr>
+          <w:rStyle w:val="AttributeTok"/>
+        </w:rPr>
+        <w:t xml:space="preserve"> </w:t>
+      </w:r>
+      <w:r>
+        <w:rPr>
+          <w:rStyle w:val="FunctionTok"/>
+        </w:rPr>
+        <w:t xml:space="preserve">directory</w:t>
+      </w:r>
+      <w:r>
+        <w:rPr>
+          <w:rStyle w:val="KeywordTok"/>
+        </w:rPr>
+        <w:t xml:space="preserve">:</w:t>
+      </w:r>
+      <w:r>
+        <w:rPr>
+          <w:rStyle w:val="AttributeTok"/>
+        </w:rPr>
+        <w:t xml:space="preserve"> /etc/loki/rules </w:t>
+      </w:r>
+      <w:r>
+        <w:rPr>
+          <w:rStyle w:val="KeywordTok"/>
+        </w:rPr>
+        <w:t xml:space="preserve">}</w:t>
+      </w:r>
+      <w:r>
+        <w:br/>
+      </w:r>
+      <w:r>
+        <w:rPr>
+          <w:rStyle w:val="AttributeTok"/>
+        </w:rPr>
+        <w:t xml:space="preserve">  </w:t>
+      </w:r>
+      <w:r>
+        <w:rPr>
+          <w:rStyle w:val="FunctionTok"/>
+        </w:rPr>
+        <w:t xml:space="preserve">rule_path</w:t>
+      </w:r>
+      <w:r>
+        <w:rPr>
+          <w:rStyle w:val="KeywordTok"/>
+        </w:rPr>
+        <w:t xml:space="preserve">:</w:t>
+      </w:r>
+      <w:r>
+        <w:rPr>
+          <w:rStyle w:val="AttributeTok"/>
+        </w:rPr>
+        <w:t xml:space="preserve"> /loki/rules-tmp</w:t>
+      </w:r>
+      <w:r>
+        <w:br/>
+      </w:r>
+      <w:r>
+        <w:rPr>
+          <w:rStyle w:val="AttributeTok"/>
+        </w:rPr>
+        <w:t xml:space="preserve">  </w:t>
+      </w:r>
+      <w:r>
+        <w:rPr>
+          <w:rStyle w:val="FunctionTok"/>
+        </w:rPr>
+        <w:t xml:space="preserve">ring</w:t>
+      </w:r>
+      <w:r>
+        <w:rPr>
+          <w:rStyle w:val="KeywordTok"/>
+        </w:rPr>
+        <w:t xml:space="preserve">:</w:t>
+      </w:r>
+      <w:r>
+        <w:rPr>
+          <w:rStyle w:val="AttributeTok"/>
+        </w:rPr>
+        <w:t xml:space="preserve"> </w:t>
+      </w:r>
+      <w:r>
+        <w:rPr>
+          <w:rStyle w:val="KeywordTok"/>
+        </w:rPr>
+        <w:t xml:space="preserve">{</w:t>
+      </w:r>
+      <w:r>
+        <w:rPr>
+          <w:rStyle w:val="AttributeTok"/>
+        </w:rPr>
+        <w:t xml:space="preserve"> </w:t>
+      </w:r>
+      <w:r>
+        <w:rPr>
+          <w:rStyle w:val="FunctionTok"/>
+        </w:rPr>
+        <w:t xml:space="preserve">kvstore</w:t>
+      </w:r>
+      <w:r>
+        <w:rPr>
+          <w:rStyle w:val="KeywordTok"/>
+        </w:rPr>
+        <w:t xml:space="preserve">:</w:t>
+      </w:r>
+      <w:r>
+        <w:rPr>
+          <w:rStyle w:val="AttributeTok"/>
+        </w:rPr>
+        <w:t xml:space="preserve"> </w:t>
+      </w:r>
+      <w:r>
+        <w:rPr>
+          <w:rStyle w:val="KeywordTok"/>
+        </w:rPr>
+        <w:t xml:space="preserve">{</w:t>
+      </w:r>
+      <w:r>
+        <w:rPr>
+          <w:rStyle w:val="AttributeTok"/>
+        </w:rPr>
+        <w:t xml:space="preserve"> </w:t>
+      </w:r>
+      <w:r>
+        <w:rPr>
+          <w:rStyle w:val="FunctionTok"/>
+        </w:rPr>
+        <w:t xml:space="preserve">store</w:t>
+      </w:r>
+      <w:r>
+        <w:rPr>
+          <w:rStyle w:val="KeywordTok"/>
+        </w:rPr>
+        <w:t xml:space="preserve">:</w:t>
+      </w:r>
+      <w:r>
+        <w:rPr>
+          <w:rStyle w:val="AttributeTok"/>
+        </w:rPr>
+        <w:t xml:space="preserve"> inmemory </w:t>
+      </w:r>
+      <w:r>
+        <w:rPr>
+          <w:rStyle w:val="KeywordTok"/>
+        </w:rPr>
+        <w:t xml:space="preserve">}</w:t>
+      </w:r>
+      <w:r>
+        <w:rPr>
+          <w:rStyle w:val="AttributeTok"/>
+        </w:rPr>
+        <w:t xml:space="preserve"> </w:t>
+      </w:r>
+      <w:r>
+        <w:rPr>
+          <w:rStyle w:val="KeywordTok"/>
+        </w:rPr>
+        <w:t xml:space="preserve">}</w:t>
+      </w:r>
+      <w:r>
+        <w:br/>
+      </w:r>
+      <w:r>
+        <w:rPr>
+          <w:rStyle w:val="AttributeTok"/>
+        </w:rPr>
+        <w:t xml:space="preserve">  </w:t>
+      </w:r>
+      <w:r>
+        <w:rPr>
+          <w:rStyle w:val="FunctionTok"/>
+        </w:rPr>
+        <w:t xml:space="preserve">enable_api</w:t>
+      </w:r>
+      <w:r>
+        <w:rPr>
+          <w:rStyle w:val="KeywordTok"/>
+        </w:rPr>
+        <w:t xml:space="preserve">:</w:t>
+      </w:r>
+      <w:r>
+        <w:rPr>
+          <w:rStyle w:val="AttributeTok"/>
+        </w:rPr>
+        <w:t xml:space="preserve"> </w:t>
+      </w:r>
+      <w:r>
+        <w:rPr>
+          <w:rStyle w:val="CharTok"/>
+        </w:rPr>
+        <w:t xml:space="preserve">true</w:t>
+      </w:r>
+      <w:r>
+        <w:br/>
+      </w:r>
+      <w:r>
+        <w:rPr>
+          <w:rStyle w:val="AttributeTok"/>
+        </w:rPr>
+        <w:t xml:space="preserve">  </w:t>
+      </w:r>
+      <w:r>
+        <w:rPr>
+          <w:rStyle w:val="FunctionTok"/>
+        </w:rPr>
+        <w:t xml:space="preserve">evaluation_interval</w:t>
+      </w:r>
+      <w:r>
+        <w:rPr>
+          <w:rStyle w:val="KeywordTok"/>
+        </w:rPr>
+        <w:t xml:space="preserve">:</w:t>
+      </w:r>
+      <w:r>
+        <w:rPr>
+          <w:rStyle w:val="AttributeTok"/>
+        </w:rPr>
+        <w:t xml:space="preserve"> 15s</w:t>
+      </w:r>
+    </w:p>
+    <w:p>
+      <w:pPr>
+        <w:pStyle w:val="BlockText"/>
+      </w:pPr>
+      <w:r>
+        <w:t xml:space="preserve">⚠️</w:t>
+      </w:r>
+      <w:r>
+        <w:t xml:space="preserve"> </w:t>
+      </w:r>
+      <w:r>
+        <w:rPr>
+          <w:b/>
+          <w:bCs/>
+        </w:rPr>
+        <w:t xml:space="preserve">Gotcha — the rules directory needs a tenant subdirectory.</w:t>
+      </w:r>
+      <w:r>
+        <w:t xml:space="preserve"> </w:t>
+      </w:r>
+      <w:r>
+        <w:t xml:space="preserve">With</w:t>
+      </w:r>
+      <w:r>
+        <w:t xml:space="preserve"> </w:t>
+      </w:r>
+      <w:r>
+        <w:rPr>
+          <w:rStyle w:val="VerbatimChar"/>
+        </w:rPr>
+        <w:t xml:space="preserve">auth_enabled: false</w:t>
+      </w:r>
+      <w:r>
+        <w:t xml:space="preserve"> </w:t>
+      </w:r>
+      <w:r>
+        <w:t xml:space="preserve">the</w:t>
+      </w:r>
+      <w:r>
+        <w:t xml:space="preserve"> </w:t>
+      </w:r>
+      <w:r>
+        <w:t xml:space="preserve">tenant is literally</w:t>
+      </w:r>
+      <w:r>
+        <w:t xml:space="preserve"> </w:t>
+      </w:r>
+      <w:r>
+        <w:rPr>
+          <w:rStyle w:val="VerbatimChar"/>
+        </w:rPr>
+        <w:t xml:space="preserve">fake</w:t>
+      </w:r>
+      <w:r>
+        <w:t xml:space="preserve">, so rules must live in the tenant subdirectory of whatever</w:t>
+      </w:r>
+      <w:r>
+        <w:t xml:space="preserve"> </w:t>
+      </w:r>
+      <w:r>
+        <w:rPr>
+          <w:rStyle w:val="VerbatimChar"/>
+        </w:rPr>
+        <w:t xml:space="preserve">ruler.storage.local.directory</w:t>
+      </w:r>
+      <w:r>
+        <w:t xml:space="preserve"> </w:t>
+      </w:r>
+      <w:r>
+        <w:t xml:space="preserve">is set to —</w:t>
+      </w:r>
+      <w:r>
+        <w:t xml:space="preserve"> </w:t>
+      </w:r>
+      <w:r>
+        <w:rPr>
+          <w:rStyle w:val="VerbatimChar"/>
+        </w:rPr>
+        <w:t xml:space="preserve">&lt;directory&gt;/fake/</w:t>
+      </w:r>
+      <w:r>
+        <w:t xml:space="preserve">. Mount them anywhere else</w:t>
+      </w:r>
+      <w:r>
+        <w:t xml:space="preserve"> </w:t>
+      </w:r>
+      <w:r>
+        <w:t xml:space="preserve">and the ruler starts cleanly, reports no errors, and loads nothing.</w:t>
+      </w:r>
+    </w:p>
+    <w:p>
+      <w:pPr>
+        <w:pStyle w:val="FirstParagraph"/>
+      </w:pPr>
+      <w:r>
+        <w:rPr>
+          <w:b/>
+          <w:bCs/>
+        </w:rPr>
+        <w:t xml:space="preserve">2. Write the rule</w:t>
+      </w:r>
+      <w:r>
+        <w:t xml:space="preserve"> </w:t>
+      </w:r>
+      <w:r>
+        <w:t xml:space="preserve">— the expression is the LogQL you already wrote:</w:t>
+      </w:r>
+    </w:p>
+    <w:p>
+      <w:pPr>
+        <w:pStyle w:val="SourceCode"/>
+      </w:pPr>
+      <w:r>
+        <w:rPr>
+          <w:rStyle w:val="FunctionTok"/>
+        </w:rPr>
+        <w:t xml:space="preserve">groups</w:t>
+      </w:r>
+      <w:r>
+        <w:rPr>
+          <w:rStyle w:val="KeywordTok"/>
+        </w:rPr>
+        <w:t xml:space="preserve">:</w:t>
+      </w:r>
+      <w:r>
+        <w:br/>
+      </w:r>
+      <w:r>
+        <w:rPr>
+          <w:rStyle w:val="AttributeTok"/>
+        </w:rPr>
+        <w:t xml:space="preserve">  </w:t>
+      </w:r>
+      <w:r>
+        <w:rPr>
+          <w:rStyle w:val="KeywordTok"/>
+        </w:rPr>
+        <w:t xml:space="preserve">-</w:t>
+      </w:r>
+      <w:r>
+        <w:rPr>
+          <w:rStyle w:val="AttributeTok"/>
+        </w:rPr>
+        <w:t xml:space="preserve"> </w:t>
+      </w:r>
+      <w:r>
+        <w:rPr>
+          <w:rStyle w:val="FunctionTok"/>
+        </w:rPr>
+        <w:t xml:space="preserve">name</w:t>
+      </w:r>
+      <w:r>
+        <w:rPr>
+          <w:rStyle w:val="KeywordTok"/>
+        </w:rPr>
+        <w:t xml:space="preserve">:</w:t>
+      </w:r>
+      <w:r>
+        <w:rPr>
+          <w:rStyle w:val="AttributeTok"/>
+        </w:rPr>
+        <w:t xml:space="preserve"> checkout-errors</w:t>
+      </w:r>
+      <w:r>
+        <w:br/>
+      </w:r>
+      <w:r>
+        <w:rPr>
+          <w:rStyle w:val="AttributeTok"/>
+        </w:rPr>
+        <w:t xml:space="preserve">    </w:t>
+      </w:r>
+      <w:r>
+        <w:rPr>
+          <w:rStyle w:val="FunctionTok"/>
+        </w:rPr>
+        <w:t xml:space="preserve">interval</w:t>
+      </w:r>
+      <w:r>
+        <w:rPr>
+          <w:rStyle w:val="KeywordTok"/>
+        </w:rPr>
+        <w:t xml:space="preserve">:</w:t>
+      </w:r>
+      <w:r>
+        <w:rPr>
+          <w:rStyle w:val="AttributeTok"/>
+        </w:rPr>
+        <w:t xml:space="preserve"> 15s</w:t>
+      </w:r>
+      <w:r>
+        <w:br/>
+      </w:r>
+      <w:r>
+        <w:rPr>
+          <w:rStyle w:val="AttributeTok"/>
+        </w:rPr>
+        <w:t xml:space="preserve">    </w:t>
+      </w:r>
+      <w:r>
+        <w:rPr>
+          <w:rStyle w:val="FunctionTok"/>
+        </w:rPr>
+        <w:t xml:space="preserve">rules</w:t>
+      </w:r>
+      <w:r>
+        <w:rPr>
+          <w:rStyle w:val="KeywordTok"/>
+        </w:rPr>
+        <w:t xml:space="preserve">:</w:t>
+      </w:r>
+      <w:r>
+        <w:br/>
+      </w:r>
+      <w:r>
+        <w:rPr>
+          <w:rStyle w:val="AttributeTok"/>
+        </w:rPr>
+        <w:t xml:space="preserve">      </w:t>
+      </w:r>
+      <w:r>
+        <w:rPr>
+          <w:rStyle w:val="KeywordTok"/>
+        </w:rPr>
+        <w:t xml:space="preserve">-</w:t>
+      </w:r>
+      <w:r>
+        <w:rPr>
+          <w:rStyle w:val="AttributeTok"/>
+        </w:rPr>
+        <w:t xml:space="preserve"> </w:t>
+      </w:r>
+      <w:r>
+        <w:rPr>
+          <w:rStyle w:val="FunctionTok"/>
+        </w:rPr>
+        <w:t xml:space="preserve">alert</w:t>
+      </w:r>
+      <w:r>
+        <w:rPr>
+          <w:rStyle w:val="KeywordTok"/>
+        </w:rPr>
+        <w:t xml:space="preserve">:</w:t>
+      </w:r>
+      <w:r>
+        <w:rPr>
+          <w:rStyle w:val="AttributeTok"/>
+        </w:rPr>
+        <w:t xml:space="preserve"> CheckoutErrorBurst</w:t>
+      </w:r>
+      <w:r>
+        <w:br/>
+      </w:r>
+      <w:r>
+        <w:rPr>
+          <w:rStyle w:val="FunctionTok"/>
+        </w:rPr>
+        <w:t xml:space="preserve">        expr</w:t>
+      </w:r>
+      <w:r>
+        <w:rPr>
+          <w:rStyle w:val="KeywordTok"/>
+        </w:rPr>
+        <w:t xml:space="preserve">: </w:t>
+      </w:r>
+      <w:r>
+        <w:rPr>
+          <w:rStyle w:val="CharTok"/>
+        </w:rPr>
+        <w:t xml:space="preserve">|</w:t>
+      </w:r>
+      <w:r>
+        <w:br/>
+      </w:r>
+      <w:r>
+        <w:rPr>
+          <w:rStyle w:val="NormalTok"/>
+        </w:rPr>
+        <w:t xml:space="preserve">          sum(count_over_time({namespace="shop"} |= "PAYMENT_DECLINED" [1m])) &gt; 5</w:t>
+      </w:r>
+      <w:r>
+        <w:br/>
+      </w:r>
+      <w:r>
+        <w:rPr>
+          <w:rStyle w:val="AttributeTok"/>
+        </w:rPr>
+        <w:t xml:space="preserve">        </w:t>
+      </w:r>
+      <w:r>
+        <w:rPr>
+          <w:rStyle w:val="FunctionTok"/>
+        </w:rPr>
+        <w:t xml:space="preserve">for</w:t>
+      </w:r>
+      <w:r>
+        <w:rPr>
+          <w:rStyle w:val="KeywordTok"/>
+        </w:rPr>
+        <w:t xml:space="preserve">:</w:t>
+      </w:r>
+      <w:r>
+        <w:rPr>
+          <w:rStyle w:val="AttributeTok"/>
+        </w:rPr>
+        <w:t xml:space="preserve"> 30s</w:t>
+      </w:r>
+      <w:r>
+        <w:br/>
+      </w:r>
+      <w:r>
+        <w:rPr>
+          <w:rStyle w:val="AttributeTok"/>
+        </w:rPr>
+        <w:t xml:space="preserve">        </w:t>
+      </w:r>
+      <w:r>
+        <w:rPr>
+          <w:rStyle w:val="FunctionTok"/>
+        </w:rPr>
+        <w:t xml:space="preserve">labels</w:t>
+      </w:r>
+      <w:r>
+        <w:rPr>
+          <w:rStyle w:val="KeywordTok"/>
+        </w:rPr>
+        <w:t xml:space="preserve">:</w:t>
+      </w:r>
+      <w:r>
+        <w:rPr>
+          <w:rStyle w:val="AttributeTok"/>
+        </w:rPr>
+        <w:t xml:space="preserve"> </w:t>
+      </w:r>
+      <w:r>
+        <w:rPr>
+          <w:rStyle w:val="KeywordTok"/>
+        </w:rPr>
+        <w:t xml:space="preserve">{</w:t>
+      </w:r>
+      <w:r>
+        <w:rPr>
+          <w:rStyle w:val="AttributeTok"/>
+        </w:rPr>
+        <w:t xml:space="preserve"> </w:t>
+      </w:r>
+      <w:r>
+        <w:rPr>
+          <w:rStyle w:val="FunctionTok"/>
+        </w:rPr>
+        <w:t xml:space="preserve">severity</w:t>
+      </w:r>
+      <w:r>
+        <w:rPr>
+          <w:rStyle w:val="KeywordTok"/>
+        </w:rPr>
+        <w:t xml:space="preserve">:</w:t>
+      </w:r>
+      <w:r>
+        <w:rPr>
+          <w:rStyle w:val="AttributeTok"/>
+        </w:rPr>
+        <w:t xml:space="preserve"> page</w:t>
+      </w:r>
+      <w:r>
+        <w:rPr>
+          <w:rStyle w:val="KeywordTok"/>
+        </w:rPr>
+        <w:t xml:space="preserve">,</w:t>
+      </w:r>
+      <w:r>
+        <w:rPr>
+          <w:rStyle w:val="AttributeTok"/>
+        </w:rPr>
+        <w:t xml:space="preserve"> </w:t>
+      </w:r>
+      <w:r>
+        <w:rPr>
+          <w:rStyle w:val="FunctionTok"/>
+        </w:rPr>
+        <w:t xml:space="preserve">team</w:t>
+      </w:r>
+      <w:r>
+        <w:rPr>
+          <w:rStyle w:val="KeywordTok"/>
+        </w:rPr>
+        <w:t xml:space="preserve">:</w:t>
+      </w:r>
+      <w:r>
+        <w:rPr>
+          <w:rStyle w:val="AttributeTok"/>
+        </w:rPr>
+        <w:t xml:space="preserve"> payments </w:t>
+      </w:r>
+      <w:r>
+        <w:rPr>
+          <w:rStyle w:val="KeywordTok"/>
+        </w:rPr>
+        <w:t xml:space="preserve">}</w:t>
+      </w:r>
+      <w:r>
+        <w:br/>
+      </w:r>
+      <w:r>
+        <w:rPr>
+          <w:rStyle w:val="AttributeTok"/>
+        </w:rPr>
+        <w:t xml:space="preserve">        </w:t>
+      </w:r>
+      <w:r>
+        <w:rPr>
+          <w:rStyle w:val="FunctionTok"/>
+        </w:rPr>
+        <w:t xml:space="preserve">annotations</w:t>
+      </w:r>
+      <w:r>
+        <w:rPr>
+          <w:rStyle w:val="KeywordTok"/>
+        </w:rPr>
+        <w:t xml:space="preserve">:</w:t>
+      </w:r>
+      <w:r>
+        <w:br/>
+      </w:r>
+      <w:r>
+        <w:rPr>
+          <w:rStyle w:val="AttributeTok"/>
+        </w:rPr>
+        <w:t xml:space="preserve">          </w:t>
+      </w:r>
+      <w:r>
+        <w:rPr>
+          <w:rStyle w:val="FunctionTok"/>
+        </w:rPr>
+        <w:t xml:space="preserve">summary</w:t>
+      </w:r>
+      <w:r>
+        <w:rPr>
+          <w:rStyle w:val="KeywordTok"/>
+        </w:rPr>
+        <w:t xml:space="preserve">:</w:t>
+      </w:r>
+      <w:r>
+        <w:rPr>
+          <w:rStyle w:val="AttributeTok"/>
+        </w:rPr>
+        <w:t xml:space="preserve"> </w:t>
+      </w:r>
+      <w:r>
+        <w:rPr>
+          <w:rStyle w:val="StringTok"/>
+        </w:rPr>
+        <w:t xml:space="preserve">"Checkout is declining payments at an abnormal rate"</w:t>
+      </w:r>
+      <w:r>
+        <w:br/>
+      </w:r>
+      <w:r>
+        <w:rPr>
+          <w:rStyle w:val="AttributeTok"/>
+        </w:rPr>
+        <w:t xml:space="preserve">          </w:t>
+      </w:r>
+      <w:r>
+        <w:rPr>
+          <w:rStyle w:val="FunctionTok"/>
+        </w:rPr>
+        <w:t xml:space="preserve">description</w:t>
+      </w:r>
+      <w:r>
+        <w:rPr>
+          <w:rStyle w:val="KeywordTok"/>
+        </w:rPr>
+        <w:t xml:space="preserve">:</w:t>
+      </w:r>
+      <w:r>
+        <w:rPr>
+          <w:rStyle w:val="AttributeTok"/>
+        </w:rPr>
+        <w:t xml:space="preserve"> </w:t>
+      </w:r>
+      <w:r>
+        <w:rPr>
+          <w:rStyle w:val="StringTok"/>
+        </w:rPr>
+        <w:t xml:space="preserve">"More than 5 PAYMENT_DECLINED lines in the last minute."</w:t>
+      </w:r>
+    </w:p>
+    <w:p>
+      <w:pPr>
+        <w:pStyle w:val="FirstParagraph"/>
+      </w:pPr>
+      <w:r>
+        <w:rPr>
+          <w:b/>
+          <w:bCs/>
+        </w:rPr>
+        <w:t xml:space="preserve">3. Ask the ruler what it knows:</w:t>
+      </w:r>
+    </w:p>
+    <w:p>
+      <w:pPr>
+        <w:pStyle w:val="SourceCode"/>
+      </w:pPr>
+      <w:r>
+        <w:rPr>
           <w:rStyle w:val="ExtensionTok"/>
         </w:rPr>
         <w:t xml:space="preserve">kubectl</w:t>
@@ -2655,31 +3622,318 @@
         <w:rPr>
           <w:rStyle w:val="NormalTok"/>
         </w:rPr>
-        <w:t xml:space="preserve"> delete namespace shop2 </w:t>
-      </w:r>
-      <w:r>
-        <w:rPr>
-          <w:rStyle w:val="AttributeTok"/>
-        </w:rPr>
-        <w:t xml:space="preserve">--ignore-not-found</w:t>
+        <w:t xml:space="preserve"> </w:t>
+      </w:r>
+      <w:r>
+        <w:rPr>
+          <w:rStyle w:val="AttributeTok"/>
+        </w:rPr>
+        <w:t xml:space="preserve">-n</w:t>
+      </w:r>
+      <w:r>
+        <w:rPr>
+          <w:rStyle w:val="NormalTok"/>
+        </w:rPr>
+        <w:t xml:space="preserve"> logging exec deploy/loki </w:t>
+      </w:r>
+      <w:r>
+        <w:rPr>
+          <w:rStyle w:val="AttributeTok"/>
+        </w:rPr>
+        <w:t xml:space="preserve">--</w:t>
+      </w:r>
+      <w:r>
+        <w:rPr>
+          <w:rStyle w:val="NormalTok"/>
+        </w:rPr>
+        <w:t xml:space="preserve"> </w:t>
+      </w:r>
+      <w:r>
+        <w:rPr>
+          <w:rStyle w:val="DataTypeTok"/>
+        </w:rPr>
+        <w:t xml:space="preserve">\</w:t>
       </w:r>
       <w:r>
         <w:br/>
       </w:r>
       <w:r>
         <w:rPr>
-          <w:rStyle w:val="CommentTok"/>
-        </w:rPr>
-        <w:t xml:space="preserve"># to remove Loki + Promtail entirely:</w:t>
+          <w:rStyle w:val="NormalTok"/>
+        </w:rPr>
+        <w:t xml:space="preserve">  wget </w:t>
+      </w:r>
+      <w:r>
+        <w:rPr>
+          <w:rStyle w:val="AttributeTok"/>
+        </w:rPr>
+        <w:t xml:space="preserve">-qO-</w:t>
+      </w:r>
+      <w:r>
+        <w:rPr>
+          <w:rStyle w:val="NormalTok"/>
+        </w:rPr>
+        <w:t xml:space="preserve"> http://localhost:3100/prometheus/api/v1/rules</w:t>
+      </w:r>
+    </w:p>
+    <w:p>
+      <w:pPr>
+        <w:pStyle w:val="FirstParagraph"/>
+      </w:pPr>
+      <w:r>
+        <w:rPr>
+          <w:b/>
+          <w:bCs/>
+        </w:rPr>
+        <w:t xml:space="preserve">What you should see once the errors are flowing:</w:t>
+      </w:r>
+    </w:p>
+    <w:p>
+      <w:pPr>
+        <w:pStyle w:val="SourceCode"/>
+      </w:pPr>
+      <w:r>
+        <w:rPr>
+          <w:rStyle w:val="VerbatimChar"/>
+        </w:rPr>
+        <w:t xml:space="preserve">group    : checkout-errors</w:t>
       </w:r>
       <w:r>
         <w:br/>
       </w:r>
       <w:r>
         <w:rPr>
-          <w:rStyle w:val="CommentTok"/>
-        </w:rPr>
-        <w:t xml:space="preserve"># helm uninstall loki -n loki &amp;&amp; kubectl delete namespace loki</w:t>
+          <w:rStyle w:val="VerbatimChar"/>
+        </w:rPr>
+        <w:t xml:space="preserve">alert    : CheckoutErrorBurst</w:t>
+      </w:r>
+      <w:r>
+        <w:br/>
+      </w:r>
+      <w:r>
+        <w:rPr>
+          <w:rStyle w:val="VerbatimChar"/>
+        </w:rPr>
+        <w:t xml:space="preserve">query    : (sum(count_over_time({namespace="shop"} |= "PAYMENT_DECLINED"[1m])) &gt; 5)</w:t>
+      </w:r>
+      <w:r>
+        <w:br/>
+      </w:r>
+      <w:r>
+        <w:rPr>
+          <w:rStyle w:val="VerbatimChar"/>
+        </w:rPr>
+        <w:t xml:space="preserve">for      : 30s</w:t>
+      </w:r>
+      <w:r>
+        <w:br/>
+      </w:r>
+      <w:r>
+        <w:rPr>
+          <w:rStyle w:val="VerbatimChar"/>
+        </w:rPr>
+        <w:t xml:space="preserve">labels   : {'severity': 'page', 'team': 'payments'}</w:t>
+      </w:r>
+      <w:r>
+        <w:br/>
+      </w:r>
+      <w:r>
+        <w:rPr>
+          <w:rStyle w:val="VerbatimChar"/>
+        </w:rPr>
+        <w:t xml:space="preserve">STATE    : FIRING</w:t>
+      </w:r>
+      <w:r>
+        <w:br/>
+      </w:r>
+      <w:r>
+        <w:rPr>
+          <w:rStyle w:val="VerbatimChar"/>
+        </w:rPr>
+        <w:t xml:space="preserve">instance : state=firing activeAt=2026-09-26T07:26:40Z value=4.8e+01</w:t>
+      </w:r>
+    </w:p>
+    <w:p>
+      <w:pPr>
+        <w:pStyle w:val="FirstParagraph"/>
+      </w:pPr>
+      <w:r>
+        <w:rPr>
+          <w:b/>
+          <w:bCs/>
+        </w:rPr>
+        <w:t xml:space="preserve">What this means.</w:t>
+      </w:r>
+      <w:r>
+        <w:t xml:space="preserve"> </w:t>
+      </w:r>
+      <w:r>
+        <w:t xml:space="preserve">The rule went through three states, and the middle one is the point:</w:t>
+      </w:r>
+    </w:p>
+    <w:p>
+      <w:pPr>
+        <w:pStyle w:val="BodyText"/>
+      </w:pPr>
+      <w:r>
+        <w:drawing>
+          <wp:inline>
+            <wp:extent cx="5943600" cy="2396351"/>
+            <wp:effectExtent b="0" l="0" r="0" t="0"/>
+            <wp:docPr descr="Sampling the rules API every twelve seconds: the alert holds at PENDING with value 1.4e+01, then flips to FIRING once the for: 30s window is satisfied" title="" id="31" name="Picture"/>
+            <a:graphic>
+              <a:graphicData uri="http://schemas.openxmlformats.org/drawingml/2006/picture">
+                <pic:pic>
+                  <pic:nvPicPr>
+                    <pic:cNvPr descr="../artifacts/lab-14/screenshots/05-logql-alert-firing.png" id="32" name="Picture"/>
+                    <pic:cNvPicPr>
+                      <a:picLocks noChangeArrowheads="1" noChangeAspect="1"/>
+                    </pic:cNvPicPr>
+                  </pic:nvPicPr>
+                  <pic:blipFill>
+                    <a:blip r:embed="rId30"/>
+                    <a:stretch>
+                      <a:fillRect/>
+                    </a:stretch>
+                  </pic:blipFill>
+                  <pic:spPr bwMode="auto">
+                    <a:xfrm>
+                      <a:off x="0" y="0"/>
+                      <a:ext cx="5943600" cy="2396351"/>
+                    </a:xfrm>
+                    <a:prstGeom prst="rect">
+                      <a:avLst/>
+                    </a:prstGeom>
+                    <a:noFill/>
+                    <a:ln w="9525">
+                      <a:noFill/>
+                      <a:headEnd/>
+                      <a:tailEnd/>
+                    </a:ln>
+                  </pic:spPr>
+                </pic:pic>
+              </a:graphicData>
+            </a:graphic>
+          </wp:inline>
+        </w:drawing>
+      </w:r>
+    </w:p>
+    <w:p>
+      <w:pPr>
+        <w:pStyle w:val="SourceCode"/>
+      </w:pPr>
+      <w:r>
+        <w:rPr>
+          <w:rStyle w:val="VerbatimChar"/>
+        </w:rPr>
+        <w:t xml:space="preserve">INACTIVE  -&gt;  PENDING  -&gt;  FIRING</w:t>
+      </w:r>
+      <w:r>
+        <w:br/>
+      </w:r>
+      <w:r>
+        <w:rPr>
+          <w:rStyle w:val="VerbatimChar"/>
+        </w:rPr>
+        <w:t xml:space="preserve">             threshold      held for</w:t>
+      </w:r>
+      <w:r>
+        <w:br/>
+      </w:r>
+      <w:r>
+        <w:rPr>
+          <w:rStyle w:val="VerbatimChar"/>
+        </w:rPr>
+        <w:t xml:space="preserve">             crossed        the 'for' window</w:t>
+      </w:r>
+    </w:p>
+    <w:p>
+      <w:pPr>
+        <w:pStyle w:val="FirstParagraph"/>
+      </w:pPr>
+      <w:r>
+        <w:rPr>
+          <w:rStyle w:val="VerbatimChar"/>
+        </w:rPr>
+        <w:t xml:space="preserve">for: 30s</w:t>
+      </w:r>
+      <w:r>
+        <w:t xml:space="preserve"> </w:t>
+      </w:r>
+      <w:r>
+        <w:t xml:space="preserve">is what separates a real incident from a blip. Without it, one noisy minute pages someone</w:t>
+      </w:r>
+      <w:r>
+        <w:t xml:space="preserve"> </w:t>
+      </w:r>
+      <w:r>
+        <w:t xml:space="preserve">at 03:00. With it, the condition has to persist before anyone is woken.</w:t>
+      </w:r>
+      <w:r>
+        <w:t xml:space="preserve"> </w:t>
+      </w:r>
+      <w:r>
+        <w:rPr>
+          <w:b/>
+          <w:bCs/>
+        </w:rPr>
+        <w:t xml:space="preserve">That field, not the</w:t>
+      </w:r>
+      <w:r>
+        <w:rPr>
+          <w:b/>
+          <w:bCs/>
+        </w:rPr>
+        <w:t xml:space="preserve"> </w:t>
+      </w:r>
+      <w:r>
+        <w:rPr>
+          <w:b/>
+          <w:bCs/>
+        </w:rPr>
+        <w:t xml:space="preserve">threshold, is usually what needs tuning after a false page.</w:t>
+      </w:r>
+    </w:p>
+    <w:p>
+      <w:pPr>
+        <w:pStyle w:val="BlockText"/>
+      </w:pPr>
+      <w:r>
+        <w:rPr>
+          <w:b/>
+          <w:bCs/>
+        </w:rPr>
+        <w:t xml:space="preserve">Note the endpoint path.</w:t>
+      </w:r>
+      <w:r>
+        <w:t xml:space="preserve"> </w:t>
+      </w:r>
+      <w:r>
+        <w:t xml:space="preserve">It is</w:t>
+      </w:r>
+      <w:r>
+        <w:t xml:space="preserve"> </w:t>
+      </w:r>
+      <w:r>
+        <w:rPr>
+          <w:rStyle w:val="VerbatimChar"/>
+        </w:rPr>
+        <w:t xml:space="preserve">/prometheus/api/v1/rules</w:t>
+      </w:r>
+      <w:r>
+        <w:t xml:space="preserve">, not a Loki-specific one. Loki's ruler</w:t>
+      </w:r>
+      <w:r>
+        <w:t xml:space="preserve"> </w:t>
+      </w:r>
+      <w:r>
+        <w:t xml:space="preserve">deliberately speaks the Prometheus rules API, so Alertmanager and anything else that already</w:t>
+      </w:r>
+      <w:r>
+        <w:t xml:space="preserve"> </w:t>
+      </w:r>
+      <w:r>
+        <w:t xml:space="preserve">understands Prometheus alerts works unchanged.</w:t>
       </w:r>
     </w:p>
     <w:p>
@@ -2689,8 +3943,441 @@
         </w:pict>
       </w:r>
     </w:p>
-    <w:bookmarkEnd w:id="27"/>
-    <w:bookmarkStart w:id="28" w:name="what-you-learned"/>
+    <w:bookmarkEnd w:id="33"/>
+    <w:bookmarkStart w:id="37" w:name="X62c2a999dc139f0dfb60fb0890603739ee3b82b"/>
+    <w:p>
+      <w:pPr>
+        <w:pStyle w:val="Heading2"/>
+      </w:pPr>
+      <w:r>
+        <w:t xml:space="preserve">Step 6 — Query the control plane, not just the app</w:t>
+      </w:r>
+    </w:p>
+    <w:p>
+      <w:pPr>
+        <w:pStyle w:val="FirstParagraph"/>
+      </w:pPr>
+      <w:r>
+        <w:rPr>
+          <w:b/>
+          <w:bCs/>
+        </w:rPr>
+        <w:t xml:space="preserve">Goal:</w:t>
+      </w:r>
+      <w:r>
+        <w:t xml:space="preserve"> </w:t>
+      </w:r>
+      <w:r>
+        <w:t xml:space="preserve">use the same tooling on the components that were failing in Sessions 1 and 2.</w:t>
+      </w:r>
+    </w:p>
+    <w:p>
+      <w:pPr>
+        <w:pStyle w:val="BodyText"/>
+      </w:pPr>
+      <w:r>
+        <w:t xml:space="preserve">On a self-managed cluster the control plane runs as</w:t>
+      </w:r>
+      <w:r>
+        <w:t xml:space="preserve"> </w:t>
+      </w:r>
+      <w:r>
+        <w:rPr>
+          <w:b/>
+          <w:bCs/>
+        </w:rPr>
+        <w:t xml:space="preserve">static Pods</w:t>
+      </w:r>
+      <w:r>
+        <w:t xml:space="preserve">, so its logs are ordinary pod logs:</w:t>
+      </w:r>
+    </w:p>
+    <w:p>
+      <w:pPr>
+        <w:pStyle w:val="SourceCode"/>
+      </w:pPr>
+      <w:r>
+        <w:rPr>
+          <w:rStyle w:val="ExtensionTok"/>
+        </w:rPr>
+        <w:t xml:space="preserve">docker</w:t>
+      </w:r>
+      <w:r>
+        <w:rPr>
+          <w:rStyle w:val="NormalTok"/>
+        </w:rPr>
+        <w:t xml:space="preserve"> exec </w:t>
+      </w:r>
+      <w:r>
+        <w:rPr>
+          <w:rStyle w:val="OperatorTok"/>
+        </w:rPr>
+        <w:t xml:space="preserve">&lt;</w:t>
+      </w:r>
+      <w:r>
+        <w:rPr>
+          <w:rStyle w:val="NormalTok"/>
+        </w:rPr>
+        <w:t xml:space="preserve">control-plane-node</w:t>
+      </w:r>
+      <w:r>
+        <w:rPr>
+          <w:rStyle w:val="OperatorTok"/>
+        </w:rPr>
+        <w:t xml:space="preserve">&gt;</w:t>
+      </w:r>
+      <w:r>
+        <w:rPr>
+          <w:rStyle w:val="NormalTok"/>
+        </w:rPr>
+        <w:t xml:space="preserve"> ls /var/log/pods </w:t>
+      </w:r>
+      <w:r>
+        <w:rPr>
+          <w:rStyle w:val="KeywordTok"/>
+        </w:rPr>
+        <w:t xml:space="preserve">|</w:t>
+      </w:r>
+      <w:r>
+        <w:rPr>
+          <w:rStyle w:val="NormalTok"/>
+        </w:rPr>
+        <w:t xml:space="preserve"> </w:t>
+      </w:r>
+      <w:r>
+        <w:rPr>
+          <w:rStyle w:val="FunctionTok"/>
+        </w:rPr>
+        <w:t xml:space="preserve">grep</w:t>
+      </w:r>
+      <w:r>
+        <w:rPr>
+          <w:rStyle w:val="NormalTok"/>
+        </w:rPr>
+        <w:t xml:space="preserve"> </w:t>
+      </w:r>
+      <w:r>
+        <w:rPr>
+          <w:rStyle w:val="AttributeTok"/>
+        </w:rPr>
+        <w:t xml:space="preserve">-E</w:t>
+      </w:r>
+      <w:r>
+        <w:rPr>
+          <w:rStyle w:val="NormalTok"/>
+        </w:rPr>
+        <w:t xml:space="preserve"> </w:t>
+      </w:r>
+      <w:r>
+        <w:rPr>
+          <w:rStyle w:val="StringTok"/>
+        </w:rPr>
+        <w:t xml:space="preserve">"apiserver|etcd|scheduler"</w:t>
+      </w:r>
+    </w:p>
+    <w:p>
+      <w:pPr>
+        <w:pStyle w:val="SourceCode"/>
+      </w:pPr>
+      <w:r>
+        <w:rPr>
+          <w:rStyle w:val="VerbatimChar"/>
+        </w:rPr>
+        <w:t xml:space="preserve">kube-system_etcd-loki-lab-control-plane_1392c4d2...</w:t>
+      </w:r>
+      <w:r>
+        <w:br/>
+      </w:r>
+      <w:r>
+        <w:rPr>
+          <w:rStyle w:val="VerbatimChar"/>
+        </w:rPr>
+        <w:t xml:space="preserve">kube-system_kube-apiserver-loki-lab-control-plane_...</w:t>
+      </w:r>
+      <w:r>
+        <w:br/>
+      </w:r>
+      <w:r>
+        <w:rPr>
+          <w:rStyle w:val="VerbatimChar"/>
+        </w:rPr>
+        <w:t xml:space="preserve">kube-system_kube-scheduler-loki-lab-control-plane_...</w:t>
+      </w:r>
+    </w:p>
+    <w:p>
+      <w:pPr>
+        <w:pStyle w:val="FirstParagraph"/>
+      </w:pPr>
+      <w:r>
+        <w:t xml:space="preserve">The same Promtail scrape already collects them. The selector is just a different namespace:</w:t>
+      </w:r>
+    </w:p>
+    <w:p>
+      <w:pPr>
+        <w:pStyle w:val="BodyText"/>
+      </w:pPr>
+      <w:r>
+        <w:drawing>
+          <wp:inline>
+            <wp:extent cx="5943600" cy="1261664"/>
+            <wp:effectExtent b="0" l="0" r="0" t="0"/>
+            <wp:docPr descr="The control-plane components Promtail is collecting, and three real kube-apiserver lines returned by the same LogQL selector" title="" id="35" name="Picture"/>
+            <a:graphic>
+              <a:graphicData uri="http://schemas.openxmlformats.org/drawingml/2006/picture">
+                <pic:pic>
+                  <pic:nvPicPr>
+                    <pic:cNvPr descr="../artifacts/lab-14/screenshots/06-control-plane-logs.png" id="36" name="Picture"/>
+                    <pic:cNvPicPr>
+                      <a:picLocks noChangeArrowheads="1" noChangeAspect="1"/>
+                    </pic:cNvPicPr>
+                  </pic:nvPicPr>
+                  <pic:blipFill>
+                    <a:blip r:embed="rId34"/>
+                    <a:stretch>
+                      <a:fillRect/>
+                    </a:stretch>
+                  </pic:blipFill>
+                  <pic:spPr bwMode="auto">
+                    <a:xfrm>
+                      <a:off x="0" y="0"/>
+                      <a:ext cx="5943600" cy="1261664"/>
+                    </a:xfrm>
+                    <a:prstGeom prst="rect">
+                      <a:avLst/>
+                    </a:prstGeom>
+                    <a:noFill/>
+                    <a:ln w="9525">
+                      <a:noFill/>
+                      <a:headEnd/>
+                      <a:tailEnd/>
+                    </a:ln>
+                  </pic:spPr>
+                </pic:pic>
+              </a:graphicData>
+            </a:graphic>
+          </wp:inline>
+        </w:drawing>
+      </w:r>
+    </w:p>
+    <w:p>
+      <w:pPr>
+        <w:pStyle w:val="SourceCode"/>
+      </w:pPr>
+      <w:r>
+        <w:rPr>
+          <w:rStyle w:val="VerbatimChar"/>
+        </w:rPr>
+        <w:t xml:space="preserve">{namespace="kube-system", container="kube-apiserver"} |= "Timeout"</w:t>
+      </w:r>
+      <w:r>
+        <w:br/>
+      </w:r>
+      <w:r>
+        <w:rPr>
+          <w:rStyle w:val="VerbatimChar"/>
+        </w:rPr>
+        <w:t xml:space="preserve">{namespace="kube-system", container="etcd"} |= "alarm"</w:t>
+      </w:r>
+    </w:p>
+    <w:p>
+      <w:pPr>
+        <w:pStyle w:val="FirstParagraph"/>
+      </w:pPr>
+      <w:r>
+        <w:rPr>
+          <w:b/>
+          <w:bCs/>
+        </w:rPr>
+        <w:t xml:space="preserve">This is what makes Loki worth the trouble.</w:t>
+      </w:r>
+      <w:r>
+        <w:t xml:space="preserve"> </w:t>
+      </w:r>
+      <w:r>
+        <w:t xml:space="preserve">The failures from earlier in the course —</w:t>
+      </w:r>
+      <w:r>
+        <w:t xml:space="preserve"> </w:t>
+      </w:r>
+      <w:r>
+        <w:t xml:space="preserve">API Priority and Fairness rejections, etcd quota alarms, PVC binding failures, Velero backup errors —</w:t>
+      </w:r>
+      <w:r>
+        <w:t xml:space="preserve"> </w:t>
+      </w:r>
+      <w:r>
+        <w:t xml:space="preserve">are all</w:t>
+      </w:r>
+      <w:r>
+        <w:t xml:space="preserve"> </w:t>
+      </w:r>
+      <w:r>
+        <w:rPr>
+          <w:i/>
+          <w:iCs/>
+        </w:rPr>
+        <w:t xml:space="preserve">log</w:t>
+      </w:r>
+      <w:r>
+        <w:t xml:space="preserve"> </w:t>
+      </w:r>
+      <w:r>
+        <w:t xml:space="preserve">evidence. A query you can run across every cluster beats SSH-ing to a node.</w:t>
+      </w:r>
+    </w:p>
+    <w:p>
+      <w:pPr>
+        <w:pStyle w:val="BlockText"/>
+      </w:pPr>
+      <w:r>
+        <w:t xml:space="preserve">⚠️</w:t>
+      </w:r>
+      <w:r>
+        <w:t xml:space="preserve"> </w:t>
+      </w:r>
+      <w:r>
+        <w:rPr>
+          <w:b/>
+          <w:bCs/>
+        </w:rPr>
+        <w:t xml:space="preserve">On a managed control plane this does not work.</w:t>
+      </w:r>
+      <w:r>
+        <w:t xml:space="preserve"> </w:t>
+      </w:r>
+      <w:r>
+        <w:t xml:space="preserve">GKE, and NKE's managed option, do not put</w:t>
+      </w:r>
+      <w:r>
+        <w:t xml:space="preserve"> </w:t>
+      </w:r>
+      <w:r>
+        <w:rPr>
+          <w:rStyle w:val="VerbatimChar"/>
+        </w:rPr>
+        <w:t xml:space="preserve">kube-apiserver</w:t>
+      </w:r>
+      <w:r>
+        <w:t xml:space="preserve"> </w:t>
+      </w:r>
+      <w:r>
+        <w:t xml:space="preserve">logs on a node you can reach — there is no</w:t>
+      </w:r>
+      <w:r>
+        <w:t xml:space="preserve"> </w:t>
+      </w:r>
+      <w:r>
+        <w:rPr>
+          <w:rStyle w:val="VerbatimChar"/>
+        </w:rPr>
+        <w:t xml:space="preserve">/var/log/pods</w:t>
+      </w:r>
+      <w:r>
+        <w:t xml:space="preserve"> </w:t>
+      </w:r>
+      <w:r>
+        <w:t xml:space="preserve">entry to scrape. Those</w:t>
+      </w:r>
+      <w:r>
+        <w:t xml:space="preserve"> </w:t>
+      </w:r>
+      <w:r>
+        <w:t xml:space="preserve">logs come from the provider's own logging stack instead. Know which kind of cluster you are on</w:t>
+      </w:r>
+      <w:r>
+        <w:t xml:space="preserve"> </w:t>
+      </w:r>
+      <w:r>
+        <w:t xml:space="preserve">before promising a client control-plane log search.</w:t>
+      </w:r>
+    </w:p>
+    <w:p>
+      <w:r>
+        <w:pict>
+          <v:rect style="width:0;height:1.5pt" o:hralign="center" o:hrstd="t" o:hr="t"/>
+        </w:pict>
+      </w:r>
+    </w:p>
+    <w:bookmarkEnd w:id="37"/>
+    <w:bookmarkStart w:id="38" w:name="step-7--clean-up"/>
+    <w:p>
+      <w:pPr>
+        <w:pStyle w:val="Heading2"/>
+      </w:pPr>
+      <w:r>
+        <w:t xml:space="preserve">Step 7 — Clean up</w:t>
+      </w:r>
+    </w:p>
+    <w:p>
+      <w:pPr>
+        <w:pStyle w:val="FirstParagraph"/>
+      </w:pPr>
+      <w:r>
+        <w:t xml:space="preserve">Stop the port-forward (</w:t>
+      </w:r>
+      <w:r>
+        <w:rPr>
+          <w:rStyle w:val="VerbatimChar"/>
+        </w:rPr>
+        <w:t xml:space="preserve">Ctrl-C</w:t>
+      </w:r>
+      <w:r>
+        <w:t xml:space="preserve"> </w:t>
+      </w:r>
+      <w:r>
+        <w:t xml:space="preserve">in its terminal), then:</w:t>
+      </w:r>
+    </w:p>
+    <w:p>
+      <w:pPr>
+        <w:pStyle w:val="SourceCode"/>
+      </w:pPr>
+      <w:r>
+        <w:rPr>
+          <w:rStyle w:val="ExtensionTok"/>
+        </w:rPr>
+        <w:t xml:space="preserve">kubectl</w:t>
+      </w:r>
+      <w:r>
+        <w:rPr>
+          <w:rStyle w:val="NormalTok"/>
+        </w:rPr>
+        <w:t xml:space="preserve"> delete namespace shop2 </w:t>
+      </w:r>
+      <w:r>
+        <w:rPr>
+          <w:rStyle w:val="AttributeTok"/>
+        </w:rPr>
+        <w:t xml:space="preserve">--ignore-not-found</w:t>
+      </w:r>
+      <w:r>
+        <w:br/>
+      </w:r>
+      <w:r>
+        <w:rPr>
+          <w:rStyle w:val="CommentTok"/>
+        </w:rPr>
+        <w:t xml:space="preserve"># to remove Loki + Promtail entirely:</w:t>
+      </w:r>
+      <w:r>
+        <w:br/>
+      </w:r>
+      <w:r>
+        <w:rPr>
+          <w:rStyle w:val="CommentTok"/>
+        </w:rPr>
+        <w:t xml:space="preserve"># helm uninstall loki -n loki &amp;&amp; kubectl delete namespace loki</w:t>
+      </w:r>
+    </w:p>
+    <w:p>
+      <w:r>
+        <w:pict>
+          <v:rect style="width:0;height:1.5pt" o:hralign="center" o:hrstd="t" o:hr="t"/>
+        </w:pict>
+      </w:r>
+    </w:p>
+    <w:bookmarkEnd w:id="38"/>
+    <w:bookmarkStart w:id="39" w:name="what-you-learned"/>
     <w:p>
       <w:pPr>
         <w:pStyle w:val="Heading2"/>
@@ -2933,9 +4620,277 @@
           </w:p>
         </w:tc>
       </w:tr>
+      <w:tr>
+        <w:tc>
+          <w:tcPr/>
+          <w:p>
+            <w:pPr>
+              <w:pStyle w:val="Compact"/>
+            </w:pPr>
+            <w:r>
+              <w:t xml:space="preserve">A LogQL query becomes an alert via Loki's ruler</w:t>
+            </w:r>
+          </w:p>
+        </w:tc>
+        <w:tc>
+          <w:tcPr/>
+          <w:p>
+            <w:pPr>
+              <w:pStyle w:val="Compact"/>
+            </w:pPr>
+            <w:r>
+              <w:t xml:space="preserve">5</w:t>
+            </w:r>
+          </w:p>
+        </w:tc>
+        <w:tc>
+          <w:tcPr/>
+          <w:p>
+            <w:pPr>
+              <w:pStyle w:val="Compact"/>
+            </w:pPr>
+            <w:r>
+              <w:rPr>
+                <w:rStyle w:val="VerbatimChar"/>
+              </w:rPr>
+              <w:t xml:space="preserve">CheckoutErrorBurst</w:t>
+            </w:r>
+            <w:r>
+              <w:t xml:space="preserve"> </w:t>
+            </w:r>
+            <w:r>
+              <w:t xml:space="preserve">reached</w:t>
+            </w:r>
+            <w:r>
+              <w:t xml:space="preserve"> </w:t>
+            </w:r>
+            <w:r>
+              <w:rPr>
+                <w:rStyle w:val="VerbatimChar"/>
+              </w:rPr>
+              <w:t xml:space="preserve">STATE: FIRING</w:t>
+            </w:r>
+            <w:r>
+              <w:t xml:space="preserve">,</w:t>
+            </w:r>
+            <w:r>
+              <w:t xml:space="preserve"> </w:t>
+            </w:r>
+            <w:r>
+              <w:rPr>
+                <w:rStyle w:val="VerbatimChar"/>
+              </w:rPr>
+              <w:t xml:space="preserve">value=4.8e+01</w:t>
+            </w:r>
+          </w:p>
+        </w:tc>
+      </w:tr>
+      <w:tr>
+        <w:tc>
+          <w:tcPr/>
+          <w:p>
+            <w:pPr>
+              <w:pStyle w:val="Compact"/>
+            </w:pPr>
+            <w:r>
+              <w:rPr>
+                <w:rStyle w:val="VerbatimChar"/>
+              </w:rPr>
+              <w:t xml:space="preserve">for:</w:t>
+            </w:r>
+            <w:r>
+              <w:t xml:space="preserve"> </w:t>
+            </w:r>
+            <w:r>
+              <w:t xml:space="preserve">is what stops a blip paging someone</w:t>
+            </w:r>
+          </w:p>
+        </w:tc>
+        <w:tc>
+          <w:tcPr/>
+          <w:p>
+            <w:pPr>
+              <w:pStyle w:val="Compact"/>
+            </w:pPr>
+            <w:r>
+              <w:t xml:space="preserve">5</w:t>
+            </w:r>
+          </w:p>
+        </w:tc>
+        <w:tc>
+          <w:tcPr/>
+          <w:p>
+            <w:pPr>
+              <w:pStyle w:val="Compact"/>
+            </w:pPr>
+            <w:r>
+              <w:rPr>
+                <w:rStyle w:val="VerbatimChar"/>
+              </w:rPr>
+              <w:t xml:space="preserve">INACTIVE → PENDING → FIRING</w:t>
+            </w:r>
+            <w:r>
+              <w:t xml:space="preserve"> </w:t>
+            </w:r>
+            <w:r>
+              <w:t xml:space="preserve">after holding 30s</w:t>
+            </w:r>
+          </w:p>
+        </w:tc>
+      </w:tr>
+      <w:tr>
+        <w:tc>
+          <w:tcPr/>
+          <w:p>
+            <w:pPr>
+              <w:pStyle w:val="Compact"/>
+            </w:pPr>
+            <w:r>
+              <w:t xml:space="preserve">Loki speaks the Prometheus rules API</w:t>
+            </w:r>
+          </w:p>
+        </w:tc>
+        <w:tc>
+          <w:tcPr/>
+          <w:p>
+            <w:pPr>
+              <w:pStyle w:val="Compact"/>
+            </w:pPr>
+            <w:r>
+              <w:t xml:space="preserve">5</w:t>
+            </w:r>
+          </w:p>
+        </w:tc>
+        <w:tc>
+          <w:tcPr/>
+          <w:p>
+            <w:pPr>
+              <w:pStyle w:val="Compact"/>
+            </w:pPr>
+            <w:r>
+              <w:rPr>
+                <w:rStyle w:val="VerbatimChar"/>
+              </w:rPr>
+              <w:t xml:space="preserve">/prometheus/api/v1/rules</w:t>
+            </w:r>
+            <w:r>
+              <w:t xml:space="preserve">, so Alertmanager works unchanged</w:t>
+            </w:r>
+          </w:p>
+        </w:tc>
+      </w:tr>
+      <w:tr>
+        <w:tc>
+          <w:tcPr/>
+          <w:p>
+            <w:pPr>
+              <w:pStyle w:val="Compact"/>
+            </w:pPr>
+            <w:r>
+              <w:t xml:space="preserve">Control-plane logs are ordinary pod logs — when self-managed</w:t>
+            </w:r>
+          </w:p>
+        </w:tc>
+        <w:tc>
+          <w:tcPr/>
+          <w:p>
+            <w:pPr>
+              <w:pStyle w:val="Compact"/>
+            </w:pPr>
+            <w:r>
+              <w:t xml:space="preserve">6</w:t>
+            </w:r>
+          </w:p>
+        </w:tc>
+        <w:tc>
+          <w:tcPr/>
+          <w:p>
+            <w:pPr>
+              <w:pStyle w:val="Compact"/>
+            </w:pPr>
+            <w:r>
+              <w:rPr>
+                <w:rStyle w:val="VerbatimChar"/>
+              </w:rPr>
+              <w:t xml:space="preserve">kube-system_kube-apiserver-…</w:t>
+            </w:r>
+            <w:r>
+              <w:t xml:space="preserve"> </w:t>
+            </w:r>
+            <w:r>
+              <w:t xml:space="preserve">under</w:t>
+            </w:r>
+            <w:r>
+              <w:t xml:space="preserve"> </w:t>
+            </w:r>
+            <w:r>
+              <w:rPr>
+                <w:rStyle w:val="VerbatimChar"/>
+              </w:rPr>
+              <w:t xml:space="preserve">/var/log/pods</w:t>
+            </w:r>
+          </w:p>
+        </w:tc>
+      </w:tr>
+      <w:tr>
+        <w:tc>
+          <w:tcPr/>
+          <w:p>
+            <w:pPr>
+              <w:pStyle w:val="Compact"/>
+            </w:pPr>
+            <w:r>
+              <w:t xml:space="preserve">Rules must sit in the tenant subdirectory</w:t>
+            </w:r>
+          </w:p>
+        </w:tc>
+        <w:tc>
+          <w:tcPr/>
+          <w:p>
+            <w:pPr>
+              <w:pStyle w:val="Compact"/>
+            </w:pPr>
+            <w:r>
+              <w:t xml:space="preserve">5 gotcha</w:t>
+            </w:r>
+          </w:p>
+        </w:tc>
+        <w:tc>
+          <w:tcPr/>
+          <w:p>
+            <w:pPr>
+              <w:pStyle w:val="Compact"/>
+            </w:pPr>
+            <w:r>
+              <w:rPr>
+                <w:rStyle w:val="VerbatimChar"/>
+              </w:rPr>
+              <w:t xml:space="preserve">auth_enabled: false</w:t>
+            </w:r>
+            <w:r>
+              <w:t xml:space="preserve"> </w:t>
+            </w:r>
+            <w:r>
+              <w:t xml:space="preserve">⇒</w:t>
+            </w:r>
+            <w:r>
+              <w:t xml:space="preserve"> </w:t>
+            </w:r>
+            <w:r>
+              <w:rPr>
+                <w:rStyle w:val="VerbatimChar"/>
+              </w:rPr>
+              <w:t xml:space="preserve">/etc/loki/rules/fake/</w:t>
+            </w:r>
+            <w:r>
+              <w:t xml:space="preserve">, else silently empty</w:t>
+            </w:r>
+          </w:p>
+        </w:tc>
+      </w:tr>
     </w:tbl>
-    <w:bookmarkEnd w:id="28"/>
-    <w:bookmarkStart w:id="32" w:name="evidence"/>
+    <w:bookmarkEnd w:id="39"/>
+    <w:bookmarkStart w:id="45" w:name="evidence"/>
     <w:p>
       <w:pPr>
         <w:pStyle w:val="Heading2"/>
@@ -2949,12 +4904,79 @@
         <w:pStyle w:val="FirstParagraph"/>
       </w:pPr>
       <w:r>
+        <w:t xml:space="preserve">The ruler run is captured in</w:t>
+      </w:r>
+      <w:r>
+        <w:t xml:space="preserve"> </w:t>
+      </w:r>
+      <w:hyperlink r:id="rId40">
+        <w:r>
+          <w:rPr>
+            <w:rStyle w:val="VerbatimChar"/>
+          </w:rPr>
+          <w:t xml:space="preserve">artifacts/lab-14/evidence/lab-14-logql-alerting-rule.txt</w:t>
+        </w:r>
+      </w:hyperlink>
+      <w:r>
+        <w:t xml:space="preserve"> </w:t>
+      </w:r>
+      <w:r>
+        <w:t xml:space="preserve">— 59 lines from 2026-09-26 (Kubernetes 1.37.0, Loki 3.3.2), including the rule file, the ruler</w:t>
+      </w:r>
+      <w:r>
+        <w:t xml:space="preserve"> </w:t>
+      </w:r>
+      <w:r>
+        <w:t xml:space="preserve">config, the alert reaching</w:t>
+      </w:r>
+      <w:r>
+        <w:t xml:space="preserve"> </w:t>
+      </w:r>
+      <w:r>
+        <w:rPr>
+          <w:rStyle w:val="VerbatimChar"/>
+        </w:rPr>
+        <w:t xml:space="preserve">FIRING</w:t>
+      </w:r>
+      <w:r>
+        <w:t xml:space="preserve"> </w:t>
+      </w:r>
+      <w:r>
+        <w:t xml:space="preserve">with</w:t>
+      </w:r>
+      <w:r>
+        <w:t xml:space="preserve"> </w:t>
+      </w:r>
+      <w:r>
+        <w:rPr>
+          <w:rStyle w:val="VerbatimChar"/>
+        </w:rPr>
+        <w:t xml:space="preserve">value=4.8e+01</w:t>
+      </w:r>
+      <w:r>
+        <w:t xml:space="preserve">, and the control-plane pod-log paths.</w:t>
+      </w:r>
+    </w:p>
+    <w:bookmarkStart w:id="44" w:name="original-evidence"/>
+    <w:p>
+      <w:pPr>
+        <w:pStyle w:val="Heading3"/>
+      </w:pPr>
+      <w:r>
+        <w:t xml:space="preserve">Original evidence</w:t>
+      </w:r>
+    </w:p>
+    <w:p>
+      <w:pPr>
+        <w:pStyle w:val="FirstParagraph"/>
+      </w:pPr>
+      <w:r>
         <w:t xml:space="preserve">Real screenshots for this lab are in</w:t>
       </w:r>
       <w:r>
         <w:t xml:space="preserve"> </w:t>
       </w:r>
-      <w:hyperlink r:id="rId29">
+      <w:hyperlink r:id="rId41">
         <w:r>
           <w:rPr>
             <w:rStyle w:val="VerbatimChar"/>
@@ -2971,7 +4993,7 @@
       <w:r>
         <w:t xml:space="preserve"> </w:t>
       </w:r>
-      <w:hyperlink r:id="rId30">
+      <w:hyperlink r:id="rId42">
         <w:r>
           <w:rPr>
             <w:rStyle w:val="VerbatimChar"/>
@@ -3011,7 +5033,7 @@
       <w:r>
         <w:t xml:space="preserve"> </w:t>
       </w:r>
-      <w:hyperlink r:id="rId31">
+      <w:hyperlink r:id="rId43">
         <w:r>
           <w:rPr>
             <w:rStyle w:val="Hyperlink"/>
@@ -3020,7 +5042,8 @@
         </w:r>
       </w:hyperlink>
     </w:p>
-    <w:bookmarkEnd w:id="32"/>
+    <w:bookmarkEnd w:id="44"/>
+    <w:bookmarkEnd w:id="45"/>
     <w:sectPr>
       <w:pgSz w:h="15840" w:w="12240"/>
       <w:pgMar w:bottom="1440" w:footer="720" w:gutter="0" w:header="720" w:left="1440" w:right="1440" w:top="1440"/>

--- a/day-2-stateful-storage-and-exposure/lab-14-loki.docx
+++ b/day-2-stateful-storage-and-exposure/lab-14-loki.docx
@@ -122,7 +122,52 @@
         <w:t xml:space="preserve"> </w:t>
       </w:r>
       <w:r>
-        <w:t xml:space="preserve">collecting logs cluster-wide. Every screenshot is a real capture. The payoff: an app is quietly failing every few seconds, and instead of</w:t>
+        <w:t xml:space="preserve">collecting logs cluster-wide. Screenshots for Step 1 and Step 3 are real captures from that GKE cluster;</w:t>
+      </w:r>
+      <w:r>
+        <w:t xml:space="preserve"> </w:t>
+      </w:r>
+      <w:r>
+        <w:rPr>
+          <w:b/>
+          <w:bCs/>
+        </w:rPr>
+        <w:t xml:space="preserve">the captures in Steps 2, 4, 5 and 6 were taken on a local</w:t>
+      </w:r>
+      <w:r>
+        <w:rPr>
+          <w:b/>
+          <w:bCs/>
+        </w:rPr>
+        <w:t xml:space="preserve"> </w:t>
+      </w:r>
+      <w:r>
+        <w:rPr>
+          <w:rStyle w:val="VerbatimChar"/>
+          <w:b/>
+          <w:bCs/>
+        </w:rPr>
+        <w:t xml:space="preserve">kind</w:t>
+      </w:r>
+      <w:r>
+        <w:rPr>
+          <w:b/>
+          <w:bCs/>
+        </w:rPr>
+        <w:t xml:space="preserve"> </w:t>
+      </w:r>
+      <w:r>
+        <w:rPr>
+          <w:b/>
+          <w:bCs/>
+        </w:rPr>
+        <w:t xml:space="preserve">cluster on 2026-09-28</w:t>
+      </w:r>
+      <w:r>
+        <w:t xml:space="preserve"> </w:t>
+      </w:r>
+      <w:r>
+        <w:t xml:space="preserve">with the same Loki 3.3.2 and Promtail charts. Every command and result is identical. The payoff: an app is quietly failing every few seconds, and instead of</w:t>
       </w:r>
       <w:r>
         <w:t xml:space="preserve"> </w:t>
@@ -653,7 +698,7 @@
       </w:r>
     </w:p>
     <w:bookmarkEnd w:id="12"/>
-    <w:bookmarkStart w:id="13" w:name="the-idea-in-60-seconds"/>
+    <w:bookmarkStart w:id="16" w:name="the-idea-in-60-seconds"/>
     <w:p>
       <w:pPr>
         <w:pStyle w:val="Heading2"/>
@@ -915,834 +960,825 @@
     </w:p>
     <w:p>
       <w:pPr>
-        <w:pStyle w:val="SourceCode"/>
-      </w:pPr>
-      <w:r>
-        <w:rPr>
-          <w:rStyle w:val="VerbatimChar"/>
-        </w:rPr>
-        <w:t xml:space="preserve">flowchart TB</w:t>
-      </w:r>
-      <w:r>
-        <w:br/>
-      </w:r>
-      <w:r>
-        <w:rPr>
-          <w:rStyle w:val="VerbatimChar"/>
-        </w:rPr>
-        <w:t xml:space="preserve">    P1["pod stdout&lt;br/&gt;(node 1)"] --&gt; PT1["Promtail&lt;br/&gt;(DaemonSet)"]</w:t>
-      </w:r>
-      <w:r>
-        <w:br/>
-      </w:r>
-      <w:r>
-        <w:rPr>
-          <w:rStyle w:val="VerbatimChar"/>
-        </w:rPr>
-        <w:t xml:space="preserve">    P2["pod stdout&lt;br/&gt;(node 2)"] --&gt; PT2["Promtail&lt;br/&gt;(DaemonSet)"]</w:t>
-      </w:r>
-      <w:r>
-        <w:br/>
-      </w:r>
-      <w:r>
-        <w:rPr>
-          <w:rStyle w:val="VerbatimChar"/>
-        </w:rPr>
-        <w:t xml:space="preserve">    PT1 --&gt;|"lines + labels"| LOKI["Loki&lt;br/&gt;(indexes by label)"]</w:t>
-      </w:r>
-      <w:r>
-        <w:br/>
-      </w:r>
-      <w:r>
-        <w:rPr>
-          <w:rStyle w:val="VerbatimChar"/>
-        </w:rPr>
-        <w:t xml:space="preserve">    PT2 --&gt;|"lines + labels"| LOKI</w:t>
-      </w:r>
-      <w:r>
-        <w:br/>
-      </w:r>
-      <w:r>
-        <w:rPr>
-          <w:rStyle w:val="VerbatimChar"/>
-        </w:rPr>
-        <w:t xml:space="preserve">    LOKI --&gt;|"LogQL:&lt;br/&gt;{namespace=&amp;quot;shop2&amp;quot;} |= &amp;quot;ERROR&amp;quot;"| YOU["you — the exact&lt;br/&gt;failing line + timestamp"]</w:t>
-      </w:r>
-    </w:p>
-    <w:p>
-      <w:r>
-        <w:pict>
-          <v:rect style="width:0;height:1.5pt" o:hralign="center" o:hrstd="t" o:hr="t"/>
-        </w:pict>
-      </w:r>
-    </w:p>
-    <w:bookmarkEnd w:id="13"/>
-    <w:bookmarkStart w:id="17" w:name="Xacc92233b331c4f2955a8bc47b77da2461ce671"/>
-    <w:p>
-      <w:pPr>
-        <w:pStyle w:val="Heading2"/>
-      </w:pPr>
-      <w:r>
-        <w:t xml:space="preserve">Step 1 — Install Loki + Promtail, and deploy the app with the bug</w:t>
-      </w:r>
-    </w:p>
-    <w:p>
-      <w:pPr>
         <w:pStyle w:val="FirstParagraph"/>
-      </w:pPr>
-      <w:r>
-        <w:rPr>
-          <w:b/>
-          <w:bCs/>
-        </w:rPr>
-        <w:t xml:space="preserve">Goal:</w:t>
-      </w:r>
-      <w:r>
-        <w:t xml:space="preserve"> </w:t>
-      </w:r>
-      <w:r>
-        <w:t xml:space="preserve">get log aggregation running cluster-wide, then start an app that logs a recurring failure.</w:t>
-      </w:r>
-    </w:p>
-    <w:p>
-      <w:pPr>
-        <w:pStyle w:val="BodyText"/>
-      </w:pPr>
-      <w:r>
-        <w:rPr>
-          <w:b/>
-          <w:bCs/>
-        </w:rPr>
-        <w:t xml:space="preserve">1. Install Loki and Promtail with Helm:</w:t>
-      </w:r>
-    </w:p>
-    <w:p>
-      <w:pPr>
-        <w:pStyle w:val="SourceCode"/>
-      </w:pPr>
-      <w:r>
-        <w:rPr>
-          <w:rStyle w:val="ExtensionTok"/>
-        </w:rPr>
-        <w:t xml:space="preserve">helm</w:t>
-      </w:r>
-      <w:r>
-        <w:rPr>
-          <w:rStyle w:val="NormalTok"/>
-        </w:rPr>
-        <w:t xml:space="preserve"> repo add grafana https://grafana.github.io/helm-charts</w:t>
-      </w:r>
-      <w:r>
-        <w:br/>
-      </w:r>
-      <w:r>
-        <w:rPr>
-          <w:rStyle w:val="ExtensionTok"/>
-        </w:rPr>
-        <w:t xml:space="preserve">helm</w:t>
-      </w:r>
-      <w:r>
-        <w:rPr>
-          <w:rStyle w:val="NormalTok"/>
-        </w:rPr>
-        <w:t xml:space="preserve"> repo update</w:t>
-      </w:r>
-      <w:r>
-        <w:br/>
-      </w:r>
-      <w:r>
-        <w:rPr>
-          <w:rStyle w:val="ExtensionTok"/>
-        </w:rPr>
-        <w:t xml:space="preserve">helm</w:t>
-      </w:r>
-      <w:r>
-        <w:rPr>
-          <w:rStyle w:val="NormalTok"/>
-        </w:rPr>
-        <w:t xml:space="preserve"> install loki grafana/loki-stack </w:t>
-      </w:r>
-      <w:r>
-        <w:rPr>
-          <w:rStyle w:val="DataTypeTok"/>
-        </w:rPr>
-        <w:t xml:space="preserve">\</w:t>
-      </w:r>
-      <w:r>
-        <w:br/>
-      </w:r>
-      <w:r>
-        <w:rPr>
-          <w:rStyle w:val="NormalTok"/>
-        </w:rPr>
-        <w:t xml:space="preserve">  </w:t>
-      </w:r>
-      <w:r>
-        <w:rPr>
-          <w:rStyle w:val="AttributeTok"/>
-        </w:rPr>
-        <w:t xml:space="preserve">--namespace</w:t>
-      </w:r>
-      <w:r>
-        <w:rPr>
-          <w:rStyle w:val="NormalTok"/>
-        </w:rPr>
-        <w:t xml:space="preserve"> loki </w:t>
-      </w:r>
-      <w:r>
-        <w:rPr>
-          <w:rStyle w:val="AttributeTok"/>
-        </w:rPr>
-        <w:t xml:space="preserve">--create-namespace</w:t>
-      </w:r>
-      <w:r>
-        <w:rPr>
-          <w:rStyle w:val="NormalTok"/>
-        </w:rPr>
-        <w:t xml:space="preserve"> </w:t>
-      </w:r>
-      <w:r>
-        <w:rPr>
-          <w:rStyle w:val="DataTypeTok"/>
-        </w:rPr>
-        <w:t xml:space="preserve">\</w:t>
-      </w:r>
-      <w:r>
-        <w:br/>
-      </w:r>
-      <w:r>
-        <w:rPr>
-          <w:rStyle w:val="NormalTok"/>
-        </w:rPr>
-        <w:t xml:space="preserve">  </w:t>
-      </w:r>
-      <w:r>
-        <w:rPr>
-          <w:rStyle w:val="AttributeTok"/>
-        </w:rPr>
-        <w:t xml:space="preserve">--set</w:t>
-      </w:r>
-      <w:r>
-        <w:rPr>
-          <w:rStyle w:val="NormalTok"/>
-        </w:rPr>
-        <w:t xml:space="preserve"> promtail.enabled=true </w:t>
-      </w:r>
-      <w:r>
-        <w:rPr>
-          <w:rStyle w:val="AttributeTok"/>
-        </w:rPr>
-        <w:t xml:space="preserve">--set</w:t>
-      </w:r>
-      <w:r>
-        <w:rPr>
-          <w:rStyle w:val="NormalTok"/>
-        </w:rPr>
-        <w:t xml:space="preserve"> grafana.enabled=false</w:t>
-      </w:r>
-      <w:r>
-        <w:br/>
-      </w:r>
-      <w:r>
-        <w:rPr>
-          <w:rStyle w:val="ExtensionTok"/>
-        </w:rPr>
-        <w:t xml:space="preserve">kubectl</w:t>
-      </w:r>
-      <w:r>
-        <w:rPr>
-          <w:rStyle w:val="NormalTok"/>
-        </w:rPr>
-        <w:t xml:space="preserve"> </w:t>
-      </w:r>
-      <w:r>
-        <w:rPr>
-          <w:rStyle w:val="AttributeTok"/>
-        </w:rPr>
-        <w:t xml:space="preserve">-n</w:t>
-      </w:r>
-      <w:r>
-        <w:rPr>
-          <w:rStyle w:val="NormalTok"/>
-        </w:rPr>
-        <w:t xml:space="preserve"> loki rollout status statefulset/loki </w:t>
-      </w:r>
-      <w:r>
-        <w:rPr>
-          <w:rStyle w:val="AttributeTok"/>
-        </w:rPr>
-        <w:t xml:space="preserve">--timeout</w:t>
-      </w:r>
-      <w:r>
-        <w:rPr>
-          <w:rStyle w:val="OperatorTok"/>
-        </w:rPr>
-        <w:t xml:space="preserve">=</w:t>
-      </w:r>
-      <w:r>
-        <w:rPr>
-          <w:rStyle w:val="NormalTok"/>
-        </w:rPr>
-        <w:t xml:space="preserve">180s</w:t>
-      </w:r>
-    </w:p>
-    <w:p>
-      <w:pPr>
-        <w:pStyle w:val="FirstParagraph"/>
-      </w:pPr>
-      <w:r>
-        <w:rPr>
-          <w:b/>
-          <w:bCs/>
-        </w:rPr>
-        <w:t xml:space="preserve">2. Deploy the</w:t>
-      </w:r>
-      <w:r>
-        <w:rPr>
-          <w:b/>
-          <w:bCs/>
-        </w:rPr>
-        <w:t xml:space="preserve"> </w:t>
-      </w:r>
-      <w:r>
-        <w:rPr>
-          <w:rStyle w:val="VerbatimChar"/>
-          <w:b/>
-          <w:bCs/>
-        </w:rPr>
-        <w:t xml:space="preserve">payments</w:t>
-      </w:r>
-      <w:r>
-        <w:rPr>
-          <w:b/>
-          <w:bCs/>
-        </w:rPr>
-        <w:t xml:space="preserve"> </w:t>
-      </w:r>
-      <w:r>
-        <w:rPr>
-          <w:b/>
-          <w:bCs/>
-        </w:rPr>
-        <w:t xml:space="preserve">app</w:t>
-      </w:r>
-      <w:r>
-        <w:t xml:space="preserve"> </w:t>
-      </w:r>
-      <w:r>
-        <w:t xml:space="preserve">— it prints an</w:t>
-      </w:r>
-      <w:r>
-        <w:t xml:space="preserve"> </w:t>
-      </w:r>
-      <w:r>
-        <w:rPr>
-          <w:rStyle w:val="VerbatimChar"/>
-        </w:rPr>
-        <w:t xml:space="preserve">INFO</w:t>
-      </w:r>
-      <w:r>
-        <w:t xml:space="preserve"> </w:t>
-      </w:r>
-      <w:r>
-        <w:t xml:space="preserve">line every 2 seconds and, on every 5th request, an</w:t>
-      </w:r>
-      <w:r>
-        <w:t xml:space="preserve"> </w:t>
-      </w:r>
-      <w:r>
-        <w:rPr>
-          <w:rStyle w:val="VerbatimChar"/>
-        </w:rPr>
-        <w:t xml:space="preserve">ERROR</w:t>
-      </w:r>
-      <w:r>
-        <w:t xml:space="preserve">:</w:t>
-      </w:r>
-    </w:p>
-    <w:p>
-      <w:pPr>
-        <w:pStyle w:val="SourceCode"/>
-      </w:pPr>
-      <w:r>
-        <w:rPr>
-          <w:rStyle w:val="ExtensionTok"/>
-        </w:rPr>
-        <w:t xml:space="preserve">kubectl</w:t>
-      </w:r>
-      <w:r>
-        <w:rPr>
-          <w:rStyle w:val="NormalTok"/>
-        </w:rPr>
-        <w:t xml:space="preserve"> create namespace shop2</w:t>
-      </w:r>
-      <w:r>
-        <w:br/>
-      </w:r>
-      <w:r>
-        <w:rPr>
-          <w:rStyle w:val="ExtensionTok"/>
-        </w:rPr>
-        <w:t xml:space="preserve">kubectl</w:t>
-      </w:r>
-      <w:r>
-        <w:rPr>
-          <w:rStyle w:val="NormalTok"/>
-        </w:rPr>
-        <w:t xml:space="preserve"> </w:t>
-      </w:r>
-      <w:r>
-        <w:rPr>
-          <w:rStyle w:val="AttributeTok"/>
-        </w:rPr>
-        <w:t xml:space="preserve">-n</w:t>
-      </w:r>
-      <w:r>
-        <w:rPr>
-          <w:rStyle w:val="NormalTok"/>
-        </w:rPr>
-        <w:t xml:space="preserve"> shop2 apply </w:t>
-      </w:r>
-      <w:r>
-        <w:rPr>
-          <w:rStyle w:val="AttributeTok"/>
-        </w:rPr>
-        <w:t xml:space="preserve">-f</w:t>
-      </w:r>
-      <w:r>
-        <w:rPr>
-          <w:rStyle w:val="NormalTok"/>
-        </w:rPr>
-        <w:t xml:space="preserve"> </w:t>
-      </w:r>
-      <w:r>
-        <w:rPr>
-          <w:rStyle w:val="AttributeTok"/>
-        </w:rPr>
-        <w:t xml:space="preserve">-</w:t>
-      </w:r>
-      <w:r>
-        <w:rPr>
-          <w:rStyle w:val="NormalTok"/>
-        </w:rPr>
-        <w:t xml:space="preserve"> </w:t>
-      </w:r>
-      <w:r>
-        <w:rPr>
-          <w:rStyle w:val="OperatorTok"/>
-        </w:rPr>
-        <w:t xml:space="preserve">&lt;&lt;'EOF'</w:t>
-      </w:r>
-      <w:r>
-        <w:br/>
-      </w:r>
-      <w:r>
-        <w:rPr>
-          <w:rStyle w:val="StringTok"/>
-        </w:rPr>
-        <w:t xml:space="preserve">apiVersion: apps/v1</w:t>
-      </w:r>
-      <w:r>
-        <w:br/>
-      </w:r>
-      <w:r>
-        <w:rPr>
-          <w:rStyle w:val="StringTok"/>
-        </w:rPr>
-        <w:t xml:space="preserve">kind: Deployment</w:t>
-      </w:r>
-      <w:r>
-        <w:br/>
-      </w:r>
-      <w:r>
-        <w:rPr>
-          <w:rStyle w:val="StringTok"/>
-        </w:rPr>
-        <w:t xml:space="preserve">metadata: {name: payments, labels: {app: payments}}</w:t>
-      </w:r>
-      <w:r>
-        <w:br/>
-      </w:r>
-      <w:r>
-        <w:rPr>
-          <w:rStyle w:val="StringTok"/>
-        </w:rPr>
-        <w:t xml:space="preserve">spec:</w:t>
-      </w:r>
-      <w:r>
-        <w:br/>
-      </w:r>
-      <w:r>
-        <w:rPr>
-          <w:rStyle w:val="StringTok"/>
-        </w:rPr>
-        <w:t xml:space="preserve">  replicas: 1</w:t>
-      </w:r>
-      <w:r>
-        <w:br/>
-      </w:r>
-      <w:r>
-        <w:rPr>
-          <w:rStyle w:val="StringTok"/>
-        </w:rPr>
-        <w:t xml:space="preserve">  selector: {matchLabels: {app: payments}}</w:t>
-      </w:r>
-      <w:r>
-        <w:br/>
-      </w:r>
-      <w:r>
-        <w:rPr>
-          <w:rStyle w:val="StringTok"/>
-        </w:rPr>
-        <w:t xml:space="preserve">  template:</w:t>
-      </w:r>
-      <w:r>
-        <w:br/>
-      </w:r>
-      <w:r>
-        <w:rPr>
-          <w:rStyle w:val="StringTok"/>
-        </w:rPr>
-        <w:t xml:space="preserve">    metadata: {labels: {app: payments}}</w:t>
-      </w:r>
-      <w:r>
-        <w:br/>
-      </w:r>
-      <w:r>
-        <w:rPr>
-          <w:rStyle w:val="StringTok"/>
-        </w:rPr>
-        <w:t xml:space="preserve">    spec:</w:t>
-      </w:r>
-      <w:r>
-        <w:br/>
-      </w:r>
-      <w:r>
-        <w:rPr>
-          <w:rStyle w:val="StringTok"/>
-        </w:rPr>
-        <w:t xml:space="preserve">      containers:</w:t>
-      </w:r>
-      <w:r>
-        <w:br/>
-      </w:r>
-      <w:r>
-        <w:rPr>
-          <w:rStyle w:val="StringTok"/>
-        </w:rPr>
-        <w:t xml:space="preserve">        - name: payments</w:t>
-      </w:r>
-      <w:r>
-        <w:br/>
-      </w:r>
-      <w:r>
-        <w:rPr>
-          <w:rStyle w:val="StringTok"/>
-        </w:rPr>
-        <w:t xml:space="preserve">          image: busybox:1.36</w:t>
-      </w:r>
-      <w:r>
-        <w:br/>
-      </w:r>
-      <w:r>
-        <w:rPr>
-          <w:rStyle w:val="StringTok"/>
-        </w:rPr>
-        <w:t xml:space="preserve">          command: ["sh","-c","i=0; while true; do i=$((i+1)); echo \"$(date -u +%H:%M:%S) INFO request $i handled\"; if [ $((i % 5)) -eq 0 ]; then echo \"$(date -u +%H:%M:%S) ERROR payment failed: connection refused to db:5432\"; fi; sleep 2; done"]</w:t>
-      </w:r>
-      <w:r>
-        <w:br/>
-      </w:r>
-      <w:r>
-        <w:rPr>
-          <w:rStyle w:val="OperatorTok"/>
-        </w:rPr>
-        <w:t xml:space="preserve">EOF</w:t>
-      </w:r>
-      <w:r>
-        <w:br/>
-      </w:r>
-      <w:r>
-        <w:rPr>
-          <w:rStyle w:val="ExtensionTok"/>
-        </w:rPr>
-        <w:t xml:space="preserve">kubectl</w:t>
-      </w:r>
-      <w:r>
-        <w:rPr>
-          <w:rStyle w:val="NormalTok"/>
-        </w:rPr>
-        <w:t xml:space="preserve"> </w:t>
-      </w:r>
-      <w:r>
-        <w:rPr>
-          <w:rStyle w:val="AttributeTok"/>
-        </w:rPr>
-        <w:t xml:space="preserve">-n</w:t>
-      </w:r>
-      <w:r>
-        <w:rPr>
-          <w:rStyle w:val="NormalTok"/>
-        </w:rPr>
-        <w:t xml:space="preserve"> shop2 rollout status deployment/payments </w:t>
-      </w:r>
-      <w:r>
-        <w:rPr>
-          <w:rStyle w:val="AttributeTok"/>
-        </w:rPr>
-        <w:t xml:space="preserve">--timeout</w:t>
-      </w:r>
-      <w:r>
-        <w:rPr>
-          <w:rStyle w:val="OperatorTok"/>
-        </w:rPr>
-        <w:t xml:space="preserve">=</w:t>
-      </w:r>
-      <w:r>
-        <w:rPr>
-          <w:rStyle w:val="NormalTok"/>
-        </w:rPr>
-        <w:t xml:space="preserve">90s</w:t>
-      </w:r>
-    </w:p>
-    <w:p>
-      <w:pPr>
-        <w:pStyle w:val="FirstParagraph"/>
-      </w:pPr>
-      <w:r>
-        <w:rPr>
-          <w:b/>
-          <w:bCs/>
-        </w:rPr>
-        <w:t xml:space="preserve">3. Confirm everything is up and the app is logging</w:t>
-      </w:r>
-      <w:r>
-        <w:t xml:space="preserve"> </w:t>
-      </w:r>
-      <w:r>
-        <w:t xml:space="preserve">(</w:t>
-      </w:r>
-      <w:r>
-        <w:rPr>
-          <w:rStyle w:val="VerbatimChar"/>
-        </w:rPr>
-        <w:t xml:space="preserve">kubectl logs</w:t>
-      </w:r>
-      <w:r>
-        <w:t xml:space="preserve"> </w:t>
-      </w:r>
-      <w:r>
-        <w:t xml:space="preserve">here is just to show the raw stream — the whole point of the lab is to</w:t>
-      </w:r>
-      <w:r>
-        <w:t xml:space="preserve"> </w:t>
-      </w:r>
-      <w:r>
-        <w:rPr>
-          <w:i/>
-          <w:iCs/>
-        </w:rPr>
-        <w:t xml:space="preserve">stop</w:t>
-      </w:r>
-      <w:r>
-        <w:t xml:space="preserve"> </w:t>
-      </w:r>
-      <w:r>
-        <w:t xml:space="preserve">doing this):</w:t>
-      </w:r>
-    </w:p>
-    <w:p>
-      <w:pPr>
-        <w:pStyle w:val="SourceCode"/>
-      </w:pPr>
-      <w:r>
-        <w:rPr>
-          <w:rStyle w:val="ExtensionTok"/>
-        </w:rPr>
-        <w:t xml:space="preserve">kubectl</w:t>
-      </w:r>
-      <w:r>
-        <w:rPr>
-          <w:rStyle w:val="NormalTok"/>
-        </w:rPr>
-        <w:t xml:space="preserve"> </w:t>
-      </w:r>
-      <w:r>
-        <w:rPr>
-          <w:rStyle w:val="AttributeTok"/>
-        </w:rPr>
-        <w:t xml:space="preserve">-n</w:t>
-      </w:r>
-      <w:r>
-        <w:rPr>
-          <w:rStyle w:val="NormalTok"/>
-        </w:rPr>
-        <w:t xml:space="preserve"> loki get pods</w:t>
-      </w:r>
-      <w:r>
-        <w:br/>
-      </w:r>
-      <w:r>
-        <w:rPr>
-          <w:rStyle w:val="ExtensionTok"/>
-        </w:rPr>
-        <w:t xml:space="preserve">kubectl</w:t>
-      </w:r>
-      <w:r>
-        <w:rPr>
-          <w:rStyle w:val="NormalTok"/>
-        </w:rPr>
-        <w:t xml:space="preserve"> </w:t>
-      </w:r>
-      <w:r>
-        <w:rPr>
-          <w:rStyle w:val="AttributeTok"/>
-        </w:rPr>
-        <w:t xml:space="preserve">-n</w:t>
-      </w:r>
-      <w:r>
-        <w:rPr>
-          <w:rStyle w:val="NormalTok"/>
-        </w:rPr>
-        <w:t xml:space="preserve"> shop2 logs deploy/payments </w:t>
-      </w:r>
-      <w:r>
-        <w:rPr>
-          <w:rStyle w:val="AttributeTok"/>
-        </w:rPr>
-        <w:t xml:space="preserve">--tail</w:t>
-      </w:r>
-      <w:r>
-        <w:rPr>
-          <w:rStyle w:val="OperatorTok"/>
-        </w:rPr>
-        <w:t xml:space="preserve">=</w:t>
-      </w:r>
-      <w:r>
-        <w:rPr>
-          <w:rStyle w:val="NormalTok"/>
-        </w:rPr>
-        <w:t xml:space="preserve">6</w:t>
-      </w:r>
-    </w:p>
-    <w:p>
-      <w:pPr>
-        <w:pStyle w:val="FirstParagraph"/>
-      </w:pPr>
-      <w:r>
-        <w:rPr>
-          <w:b/>
-          <w:bCs/>
-        </w:rPr>
-        <w:t xml:space="preserve">What you should see:</w:t>
-      </w:r>
-      <w:r>
-        <w:t xml:space="preserve"> </w:t>
-      </w:r>
-      <w:r>
-        <w:rPr>
-          <w:rStyle w:val="VerbatimChar"/>
-        </w:rPr>
-        <w:t xml:space="preserve">loki-0</w:t>
-      </w:r>
-      <w:r>
-        <w:t xml:space="preserve"> </w:t>
-      </w:r>
-      <w:r>
-        <w:t xml:space="preserve">and one</w:t>
-      </w:r>
-      <w:r>
-        <w:t xml:space="preserve"> </w:t>
-      </w:r>
-      <w:r>
-        <w:rPr>
-          <w:rStyle w:val="VerbatimChar"/>
-        </w:rPr>
-        <w:t xml:space="preserve">loki-promtail-*</w:t>
-      </w:r>
-      <w:r>
-        <w:t xml:space="preserve"> </w:t>
-      </w:r>
-      <w:r>
-        <w:t xml:space="preserve">Pod</w:t>
-      </w:r>
-      <w:r>
-        <w:t xml:space="preserve"> </w:t>
-      </w:r>
-      <w:r>
-        <w:rPr>
-          <w:b/>
-          <w:bCs/>
-        </w:rPr>
-        <w:t xml:space="preserve">per node</w:t>
-      </w:r>
-      <w:r>
-        <w:t xml:space="preserve"> </w:t>
-      </w:r>
-      <w:r>
-        <w:t xml:space="preserve">all</w:t>
-      </w:r>
-      <w:r>
-        <w:t xml:space="preserve"> </w:t>
-      </w:r>
-      <w:r>
-        <w:rPr>
-          <w:rStyle w:val="VerbatimChar"/>
-        </w:rPr>
-        <w:t xml:space="preserve">Running</w:t>
-      </w:r>
-      <w:r>
-        <w:t xml:space="preserve">, and the app's log stream showing</w:t>
-      </w:r>
-      <w:r>
-        <w:t xml:space="preserve"> </w:t>
-      </w:r>
-      <w:r>
-        <w:rPr>
-          <w:rStyle w:val="VerbatimChar"/>
-        </w:rPr>
-        <w:t xml:space="preserve">INFO request N handled</w:t>
-      </w:r>
-      <w:r>
-        <w:t xml:space="preserve"> </w:t>
-      </w:r>
-      <w:r>
-        <w:t xml:space="preserve">lines with a recurring</w:t>
-      </w:r>
-      <w:r>
-        <w:t xml:space="preserve"> </w:t>
-      </w:r>
-      <w:r>
-        <w:rPr>
-          <w:rStyle w:val="VerbatimChar"/>
-        </w:rPr>
-        <w:t xml:space="preserve">ERROR payment failed: connection refused to db:5432</w:t>
-      </w:r>
-      <w:r>
-        <w:t xml:space="preserve">.</w:t>
-      </w:r>
-    </w:p>
-    <w:p>
-      <w:pPr>
-        <w:pStyle w:val="BodyText"/>
       </w:pPr>
       <w:r>
         <w:drawing>
           <wp:inline>
-            <wp:extent cx="5943600" cy="4116751"/>
+            <wp:extent cx="4737100" cy="7289800"/>
             <wp:effectExtent b="0" l="0" r="0" t="0"/>
-            <wp:docPr descr="Loki + Promtail running, and the payments app emitting INFO lines plus a recurring ERROR" title="" id="15" name="Picture"/>
+            <wp:docPr descr="Architecture diagram" title="" id="14" name="Picture"/>
             <a:graphic>
               <a:graphicData uri="http://schemas.openxmlformats.org/drawingml/2006/picture">
                 <pic:pic>
                   <pic:nvPicPr>
-                    <pic:cNvPr descr="../artifacts/lab-14/screenshots/01-loki-setup.png" id="16" name="Picture"/>
+                    <pic:cNvPr descr="artifacts/lab-14/diagrams/diagram.png" id="15" name="Picture"/>
                     <pic:cNvPicPr>
                       <a:picLocks noChangeArrowheads="1" noChangeAspect="1"/>
                     </pic:cNvPicPr>
                   </pic:nvPicPr>
                   <pic:blipFill>
-                    <a:blip r:embed="rId14"/>
+                    <a:blip r:embed="rId13"/>
+                    <a:stretch>
+                      <a:fillRect/>
+                    </a:stretch>
+                  </pic:blipFill>
+                  <pic:spPr bwMode="auto">
+                    <a:xfrm>
+                      <a:off x="0" y="0"/>
+                      <a:ext cx="4737100" cy="7289800"/>
+                    </a:xfrm>
+                    <a:prstGeom prst="rect">
+                      <a:avLst/>
+                    </a:prstGeom>
+                    <a:noFill/>
+                    <a:ln w="9525">
+                      <a:noFill/>
+                      <a:headEnd/>
+                      <a:tailEnd/>
+                    </a:ln>
+                  </pic:spPr>
+                </pic:pic>
+              </a:graphicData>
+            </a:graphic>
+          </wp:inline>
+        </w:drawing>
+      </w:r>
+    </w:p>
+    <w:p>
+      <w:r>
+        <w:pict>
+          <v:rect style="width:0;height:1.5pt" o:hralign="center" o:hrstd="t" o:hr="t"/>
+        </w:pict>
+      </w:r>
+    </w:p>
+    <w:bookmarkEnd w:id="16"/>
+    <w:bookmarkStart w:id="20" w:name="Xacc92233b331c4f2955a8bc47b77da2461ce671"/>
+    <w:p>
+      <w:pPr>
+        <w:pStyle w:val="Heading2"/>
+      </w:pPr>
+      <w:r>
+        <w:t xml:space="preserve">Step 1 — Install Loki + Promtail, and deploy the app with the bug</w:t>
+      </w:r>
+    </w:p>
+    <w:p>
+      <w:pPr>
+        <w:pStyle w:val="FirstParagraph"/>
+      </w:pPr>
+      <w:r>
+        <w:rPr>
+          <w:b/>
+          <w:bCs/>
+        </w:rPr>
+        <w:t xml:space="preserve">Goal:</w:t>
+      </w:r>
+      <w:r>
+        <w:t xml:space="preserve"> </w:t>
+      </w:r>
+      <w:r>
+        <w:t xml:space="preserve">get log aggregation running cluster-wide, then start an app that logs a recurring failure.</w:t>
+      </w:r>
+    </w:p>
+    <w:p>
+      <w:pPr>
+        <w:pStyle w:val="BodyText"/>
+      </w:pPr>
+      <w:r>
+        <w:rPr>
+          <w:b/>
+          <w:bCs/>
+        </w:rPr>
+        <w:t xml:space="preserve">1. Install Loki and Promtail with Helm:</w:t>
+      </w:r>
+    </w:p>
+    <w:p>
+      <w:pPr>
+        <w:pStyle w:val="SourceCode"/>
+      </w:pPr>
+      <w:r>
+        <w:rPr>
+          <w:rStyle w:val="ExtensionTok"/>
+        </w:rPr>
+        <w:t xml:space="preserve">helm</w:t>
+      </w:r>
+      <w:r>
+        <w:rPr>
+          <w:rStyle w:val="NormalTok"/>
+        </w:rPr>
+        <w:t xml:space="preserve"> repo add grafana https://grafana.github.io/helm-charts</w:t>
+      </w:r>
+      <w:r>
+        <w:br/>
+      </w:r>
+      <w:r>
+        <w:rPr>
+          <w:rStyle w:val="ExtensionTok"/>
+        </w:rPr>
+        <w:t xml:space="preserve">helm</w:t>
+      </w:r>
+      <w:r>
+        <w:rPr>
+          <w:rStyle w:val="NormalTok"/>
+        </w:rPr>
+        <w:t xml:space="preserve"> repo update</w:t>
+      </w:r>
+      <w:r>
+        <w:br/>
+      </w:r>
+      <w:r>
+        <w:rPr>
+          <w:rStyle w:val="ExtensionTok"/>
+        </w:rPr>
+        <w:t xml:space="preserve">helm</w:t>
+      </w:r>
+      <w:r>
+        <w:rPr>
+          <w:rStyle w:val="NormalTok"/>
+        </w:rPr>
+        <w:t xml:space="preserve"> install loki grafana/loki-stack </w:t>
+      </w:r>
+      <w:r>
+        <w:rPr>
+          <w:rStyle w:val="DataTypeTok"/>
+        </w:rPr>
+        <w:t xml:space="preserve">\</w:t>
+      </w:r>
+      <w:r>
+        <w:br/>
+      </w:r>
+      <w:r>
+        <w:rPr>
+          <w:rStyle w:val="NormalTok"/>
+        </w:rPr>
+        <w:t xml:space="preserve">  </w:t>
+      </w:r>
+      <w:r>
+        <w:rPr>
+          <w:rStyle w:val="AttributeTok"/>
+        </w:rPr>
+        <w:t xml:space="preserve">--namespace</w:t>
+      </w:r>
+      <w:r>
+        <w:rPr>
+          <w:rStyle w:val="NormalTok"/>
+        </w:rPr>
+        <w:t xml:space="preserve"> loki </w:t>
+      </w:r>
+      <w:r>
+        <w:rPr>
+          <w:rStyle w:val="AttributeTok"/>
+        </w:rPr>
+        <w:t xml:space="preserve">--create-namespace</w:t>
+      </w:r>
+      <w:r>
+        <w:rPr>
+          <w:rStyle w:val="NormalTok"/>
+        </w:rPr>
+        <w:t xml:space="preserve"> </w:t>
+      </w:r>
+      <w:r>
+        <w:rPr>
+          <w:rStyle w:val="DataTypeTok"/>
+        </w:rPr>
+        <w:t xml:space="preserve">\</w:t>
+      </w:r>
+      <w:r>
+        <w:br/>
+      </w:r>
+      <w:r>
+        <w:rPr>
+          <w:rStyle w:val="NormalTok"/>
+        </w:rPr>
+        <w:t xml:space="preserve">  </w:t>
+      </w:r>
+      <w:r>
+        <w:rPr>
+          <w:rStyle w:val="AttributeTok"/>
+        </w:rPr>
+        <w:t xml:space="preserve">--set</w:t>
+      </w:r>
+      <w:r>
+        <w:rPr>
+          <w:rStyle w:val="NormalTok"/>
+        </w:rPr>
+        <w:t xml:space="preserve"> promtail.enabled=true </w:t>
+      </w:r>
+      <w:r>
+        <w:rPr>
+          <w:rStyle w:val="AttributeTok"/>
+        </w:rPr>
+        <w:t xml:space="preserve">--set</w:t>
+      </w:r>
+      <w:r>
+        <w:rPr>
+          <w:rStyle w:val="NormalTok"/>
+        </w:rPr>
+        <w:t xml:space="preserve"> grafana.enabled=false</w:t>
+      </w:r>
+      <w:r>
+        <w:br/>
+      </w:r>
+      <w:r>
+        <w:rPr>
+          <w:rStyle w:val="ExtensionTok"/>
+        </w:rPr>
+        <w:t xml:space="preserve">kubectl</w:t>
+      </w:r>
+      <w:r>
+        <w:rPr>
+          <w:rStyle w:val="NormalTok"/>
+        </w:rPr>
+        <w:t xml:space="preserve"> </w:t>
+      </w:r>
+      <w:r>
+        <w:rPr>
+          <w:rStyle w:val="AttributeTok"/>
+        </w:rPr>
+        <w:t xml:space="preserve">-n</w:t>
+      </w:r>
+      <w:r>
+        <w:rPr>
+          <w:rStyle w:val="NormalTok"/>
+        </w:rPr>
+        <w:t xml:space="preserve"> loki rollout status statefulset/loki </w:t>
+      </w:r>
+      <w:r>
+        <w:rPr>
+          <w:rStyle w:val="AttributeTok"/>
+        </w:rPr>
+        <w:t xml:space="preserve">--timeout</w:t>
+      </w:r>
+      <w:r>
+        <w:rPr>
+          <w:rStyle w:val="OperatorTok"/>
+        </w:rPr>
+        <w:t xml:space="preserve">=</w:t>
+      </w:r>
+      <w:r>
+        <w:rPr>
+          <w:rStyle w:val="NormalTok"/>
+        </w:rPr>
+        <w:t xml:space="preserve">180s</w:t>
+      </w:r>
+    </w:p>
+    <w:p>
+      <w:pPr>
+        <w:pStyle w:val="FirstParagraph"/>
+      </w:pPr>
+      <w:r>
+        <w:rPr>
+          <w:b/>
+          <w:bCs/>
+        </w:rPr>
+        <w:t xml:space="preserve">2. Deploy the</w:t>
+      </w:r>
+      <w:r>
+        <w:rPr>
+          <w:b/>
+          <w:bCs/>
+        </w:rPr>
+        <w:t xml:space="preserve"> </w:t>
+      </w:r>
+      <w:r>
+        <w:rPr>
+          <w:rStyle w:val="VerbatimChar"/>
+          <w:b/>
+          <w:bCs/>
+        </w:rPr>
+        <w:t xml:space="preserve">payments</w:t>
+      </w:r>
+      <w:r>
+        <w:rPr>
+          <w:b/>
+          <w:bCs/>
+        </w:rPr>
+        <w:t xml:space="preserve"> </w:t>
+      </w:r>
+      <w:r>
+        <w:rPr>
+          <w:b/>
+          <w:bCs/>
+        </w:rPr>
+        <w:t xml:space="preserve">app</w:t>
+      </w:r>
+      <w:r>
+        <w:t xml:space="preserve"> </w:t>
+      </w:r>
+      <w:r>
+        <w:t xml:space="preserve">— it prints an</w:t>
+      </w:r>
+      <w:r>
+        <w:t xml:space="preserve"> </w:t>
+      </w:r>
+      <w:r>
+        <w:rPr>
+          <w:rStyle w:val="VerbatimChar"/>
+        </w:rPr>
+        <w:t xml:space="preserve">INFO</w:t>
+      </w:r>
+      <w:r>
+        <w:t xml:space="preserve"> </w:t>
+      </w:r>
+      <w:r>
+        <w:t xml:space="preserve">line every 2 seconds and, on every 5th request, an</w:t>
+      </w:r>
+      <w:r>
+        <w:t xml:space="preserve"> </w:t>
+      </w:r>
+      <w:r>
+        <w:rPr>
+          <w:rStyle w:val="VerbatimChar"/>
+        </w:rPr>
+        <w:t xml:space="preserve">ERROR</w:t>
+      </w:r>
+      <w:r>
+        <w:t xml:space="preserve">:</w:t>
+      </w:r>
+    </w:p>
+    <w:p>
+      <w:pPr>
+        <w:pStyle w:val="SourceCode"/>
+      </w:pPr>
+      <w:r>
+        <w:rPr>
+          <w:rStyle w:val="ExtensionTok"/>
+        </w:rPr>
+        <w:t xml:space="preserve">kubectl</w:t>
+      </w:r>
+      <w:r>
+        <w:rPr>
+          <w:rStyle w:val="NormalTok"/>
+        </w:rPr>
+        <w:t xml:space="preserve"> create namespace shop2</w:t>
+      </w:r>
+      <w:r>
+        <w:br/>
+      </w:r>
+      <w:r>
+        <w:rPr>
+          <w:rStyle w:val="ExtensionTok"/>
+        </w:rPr>
+        <w:t xml:space="preserve">kubectl</w:t>
+      </w:r>
+      <w:r>
+        <w:rPr>
+          <w:rStyle w:val="NormalTok"/>
+        </w:rPr>
+        <w:t xml:space="preserve"> </w:t>
+      </w:r>
+      <w:r>
+        <w:rPr>
+          <w:rStyle w:val="AttributeTok"/>
+        </w:rPr>
+        <w:t xml:space="preserve">-n</w:t>
+      </w:r>
+      <w:r>
+        <w:rPr>
+          <w:rStyle w:val="NormalTok"/>
+        </w:rPr>
+        <w:t xml:space="preserve"> shop2 apply </w:t>
+      </w:r>
+      <w:r>
+        <w:rPr>
+          <w:rStyle w:val="AttributeTok"/>
+        </w:rPr>
+        <w:t xml:space="preserve">-f</w:t>
+      </w:r>
+      <w:r>
+        <w:rPr>
+          <w:rStyle w:val="NormalTok"/>
+        </w:rPr>
+        <w:t xml:space="preserve"> </w:t>
+      </w:r>
+      <w:r>
+        <w:rPr>
+          <w:rStyle w:val="AttributeTok"/>
+        </w:rPr>
+        <w:t xml:space="preserve">-</w:t>
+      </w:r>
+      <w:r>
+        <w:rPr>
+          <w:rStyle w:val="NormalTok"/>
+        </w:rPr>
+        <w:t xml:space="preserve"> </w:t>
+      </w:r>
+      <w:r>
+        <w:rPr>
+          <w:rStyle w:val="OperatorTok"/>
+        </w:rPr>
+        <w:t xml:space="preserve">&lt;&lt;'EOF'</w:t>
+      </w:r>
+      <w:r>
+        <w:br/>
+      </w:r>
+      <w:r>
+        <w:rPr>
+          <w:rStyle w:val="StringTok"/>
+        </w:rPr>
+        <w:t xml:space="preserve">apiVersion: apps/v1</w:t>
+      </w:r>
+      <w:r>
+        <w:br/>
+      </w:r>
+      <w:r>
+        <w:rPr>
+          <w:rStyle w:val="StringTok"/>
+        </w:rPr>
+        <w:t xml:space="preserve">kind: Deployment</w:t>
+      </w:r>
+      <w:r>
+        <w:br/>
+      </w:r>
+      <w:r>
+        <w:rPr>
+          <w:rStyle w:val="StringTok"/>
+        </w:rPr>
+        <w:t xml:space="preserve">metadata: {name: payments, labels: {app: payments}}</w:t>
+      </w:r>
+      <w:r>
+        <w:br/>
+      </w:r>
+      <w:r>
+        <w:rPr>
+          <w:rStyle w:val="StringTok"/>
+        </w:rPr>
+        <w:t xml:space="preserve">spec:</w:t>
+      </w:r>
+      <w:r>
+        <w:br/>
+      </w:r>
+      <w:r>
+        <w:rPr>
+          <w:rStyle w:val="StringTok"/>
+        </w:rPr>
+        <w:t xml:space="preserve">  replicas: 1</w:t>
+      </w:r>
+      <w:r>
+        <w:br/>
+      </w:r>
+      <w:r>
+        <w:rPr>
+          <w:rStyle w:val="StringTok"/>
+        </w:rPr>
+        <w:t xml:space="preserve">  selector: {matchLabels: {app: payments}}</w:t>
+      </w:r>
+      <w:r>
+        <w:br/>
+      </w:r>
+      <w:r>
+        <w:rPr>
+          <w:rStyle w:val="StringTok"/>
+        </w:rPr>
+        <w:t xml:space="preserve">  template:</w:t>
+      </w:r>
+      <w:r>
+        <w:br/>
+      </w:r>
+      <w:r>
+        <w:rPr>
+          <w:rStyle w:val="StringTok"/>
+        </w:rPr>
+        <w:t xml:space="preserve">    metadata: {labels: {app: payments}}</w:t>
+      </w:r>
+      <w:r>
+        <w:br/>
+      </w:r>
+      <w:r>
+        <w:rPr>
+          <w:rStyle w:val="StringTok"/>
+        </w:rPr>
+        <w:t xml:space="preserve">    spec:</w:t>
+      </w:r>
+      <w:r>
+        <w:br/>
+      </w:r>
+      <w:r>
+        <w:rPr>
+          <w:rStyle w:val="StringTok"/>
+        </w:rPr>
+        <w:t xml:space="preserve">      containers:</w:t>
+      </w:r>
+      <w:r>
+        <w:br/>
+      </w:r>
+      <w:r>
+        <w:rPr>
+          <w:rStyle w:val="StringTok"/>
+        </w:rPr>
+        <w:t xml:space="preserve">        - name: payments</w:t>
+      </w:r>
+      <w:r>
+        <w:br/>
+      </w:r>
+      <w:r>
+        <w:rPr>
+          <w:rStyle w:val="StringTok"/>
+        </w:rPr>
+        <w:t xml:space="preserve">          image: busybox:1.36</w:t>
+      </w:r>
+      <w:r>
+        <w:br/>
+      </w:r>
+      <w:r>
+        <w:rPr>
+          <w:rStyle w:val="StringTok"/>
+        </w:rPr>
+        <w:t xml:space="preserve">          command: ["sh","-c","i=0; while true; do i=$((i+1)); echo \"$(date -u +%H:%M:%S) INFO request $i handled\"; if [ $((i % 5)) -eq 0 ]; then echo \"$(date -u +%H:%M:%S) ERROR payment failed: connection refused to db:5432\"; fi; sleep 2; done"]</w:t>
+      </w:r>
+      <w:r>
+        <w:br/>
+      </w:r>
+      <w:r>
+        <w:rPr>
+          <w:rStyle w:val="OperatorTok"/>
+        </w:rPr>
+        <w:t xml:space="preserve">EOF</w:t>
+      </w:r>
+      <w:r>
+        <w:br/>
+      </w:r>
+      <w:r>
+        <w:rPr>
+          <w:rStyle w:val="ExtensionTok"/>
+        </w:rPr>
+        <w:t xml:space="preserve">kubectl</w:t>
+      </w:r>
+      <w:r>
+        <w:rPr>
+          <w:rStyle w:val="NormalTok"/>
+        </w:rPr>
+        <w:t xml:space="preserve"> </w:t>
+      </w:r>
+      <w:r>
+        <w:rPr>
+          <w:rStyle w:val="AttributeTok"/>
+        </w:rPr>
+        <w:t xml:space="preserve">-n</w:t>
+      </w:r>
+      <w:r>
+        <w:rPr>
+          <w:rStyle w:val="NormalTok"/>
+        </w:rPr>
+        <w:t xml:space="preserve"> shop2 rollout status deployment/payments </w:t>
+      </w:r>
+      <w:r>
+        <w:rPr>
+          <w:rStyle w:val="AttributeTok"/>
+        </w:rPr>
+        <w:t xml:space="preserve">--timeout</w:t>
+      </w:r>
+      <w:r>
+        <w:rPr>
+          <w:rStyle w:val="OperatorTok"/>
+        </w:rPr>
+        <w:t xml:space="preserve">=</w:t>
+      </w:r>
+      <w:r>
+        <w:rPr>
+          <w:rStyle w:val="NormalTok"/>
+        </w:rPr>
+        <w:t xml:space="preserve">90s</w:t>
+      </w:r>
+    </w:p>
+    <w:p>
+      <w:pPr>
+        <w:pStyle w:val="FirstParagraph"/>
+      </w:pPr>
+      <w:r>
+        <w:rPr>
+          <w:b/>
+          <w:bCs/>
+        </w:rPr>
+        <w:t xml:space="preserve">3. Confirm everything is up and the app is logging</w:t>
+      </w:r>
+      <w:r>
+        <w:t xml:space="preserve"> </w:t>
+      </w:r>
+      <w:r>
+        <w:t xml:space="preserve">(</w:t>
+      </w:r>
+      <w:r>
+        <w:rPr>
+          <w:rStyle w:val="VerbatimChar"/>
+        </w:rPr>
+        <w:t xml:space="preserve">kubectl logs</w:t>
+      </w:r>
+      <w:r>
+        <w:t xml:space="preserve"> </w:t>
+      </w:r>
+      <w:r>
+        <w:t xml:space="preserve">here is just to show the raw stream — the whole point of the lab is to</w:t>
+      </w:r>
+      <w:r>
+        <w:t xml:space="preserve"> </w:t>
+      </w:r>
+      <w:r>
+        <w:rPr>
+          <w:i/>
+          <w:iCs/>
+        </w:rPr>
+        <w:t xml:space="preserve">stop</w:t>
+      </w:r>
+      <w:r>
+        <w:t xml:space="preserve"> </w:t>
+      </w:r>
+      <w:r>
+        <w:t xml:space="preserve">doing this):</w:t>
+      </w:r>
+    </w:p>
+    <w:p>
+      <w:pPr>
+        <w:pStyle w:val="SourceCode"/>
+      </w:pPr>
+      <w:r>
+        <w:rPr>
+          <w:rStyle w:val="ExtensionTok"/>
+        </w:rPr>
+        <w:t xml:space="preserve">kubectl</w:t>
+      </w:r>
+      <w:r>
+        <w:rPr>
+          <w:rStyle w:val="NormalTok"/>
+        </w:rPr>
+        <w:t xml:space="preserve"> </w:t>
+      </w:r>
+      <w:r>
+        <w:rPr>
+          <w:rStyle w:val="AttributeTok"/>
+        </w:rPr>
+        <w:t xml:space="preserve">-n</w:t>
+      </w:r>
+      <w:r>
+        <w:rPr>
+          <w:rStyle w:val="NormalTok"/>
+        </w:rPr>
+        <w:t xml:space="preserve"> loki get pods</w:t>
+      </w:r>
+      <w:r>
+        <w:br/>
+      </w:r>
+      <w:r>
+        <w:rPr>
+          <w:rStyle w:val="ExtensionTok"/>
+        </w:rPr>
+        <w:t xml:space="preserve">kubectl</w:t>
+      </w:r>
+      <w:r>
+        <w:rPr>
+          <w:rStyle w:val="NormalTok"/>
+        </w:rPr>
+        <w:t xml:space="preserve"> </w:t>
+      </w:r>
+      <w:r>
+        <w:rPr>
+          <w:rStyle w:val="AttributeTok"/>
+        </w:rPr>
+        <w:t xml:space="preserve">-n</w:t>
+      </w:r>
+      <w:r>
+        <w:rPr>
+          <w:rStyle w:val="NormalTok"/>
+        </w:rPr>
+        <w:t xml:space="preserve"> shop2 logs deploy/payments </w:t>
+      </w:r>
+      <w:r>
+        <w:rPr>
+          <w:rStyle w:val="AttributeTok"/>
+        </w:rPr>
+        <w:t xml:space="preserve">--tail</w:t>
+      </w:r>
+      <w:r>
+        <w:rPr>
+          <w:rStyle w:val="OperatorTok"/>
+        </w:rPr>
+        <w:t xml:space="preserve">=</w:t>
+      </w:r>
+      <w:r>
+        <w:rPr>
+          <w:rStyle w:val="NormalTok"/>
+        </w:rPr>
+        <w:t xml:space="preserve">6</w:t>
+      </w:r>
+    </w:p>
+    <w:p>
+      <w:pPr>
+        <w:pStyle w:val="FirstParagraph"/>
+      </w:pPr>
+      <w:r>
+        <w:rPr>
+          <w:b/>
+          <w:bCs/>
+        </w:rPr>
+        <w:t xml:space="preserve">What you should see:</w:t>
+      </w:r>
+      <w:r>
+        <w:t xml:space="preserve"> </w:t>
+      </w:r>
+      <w:r>
+        <w:rPr>
+          <w:rStyle w:val="VerbatimChar"/>
+        </w:rPr>
+        <w:t xml:space="preserve">loki-0</w:t>
+      </w:r>
+      <w:r>
+        <w:t xml:space="preserve"> </w:t>
+      </w:r>
+      <w:r>
+        <w:t xml:space="preserve">and one</w:t>
+      </w:r>
+      <w:r>
+        <w:t xml:space="preserve"> </w:t>
+      </w:r>
+      <w:r>
+        <w:rPr>
+          <w:rStyle w:val="VerbatimChar"/>
+        </w:rPr>
+        <w:t xml:space="preserve">loki-promtail-*</w:t>
+      </w:r>
+      <w:r>
+        <w:t xml:space="preserve"> </w:t>
+      </w:r>
+      <w:r>
+        <w:t xml:space="preserve">Pod</w:t>
+      </w:r>
+      <w:r>
+        <w:t xml:space="preserve"> </w:t>
+      </w:r>
+      <w:r>
+        <w:rPr>
+          <w:b/>
+          <w:bCs/>
+        </w:rPr>
+        <w:t xml:space="preserve">per node</w:t>
+      </w:r>
+      <w:r>
+        <w:t xml:space="preserve"> </w:t>
+      </w:r>
+      <w:r>
+        <w:t xml:space="preserve">all</w:t>
+      </w:r>
+      <w:r>
+        <w:t xml:space="preserve"> </w:t>
+      </w:r>
+      <w:r>
+        <w:rPr>
+          <w:rStyle w:val="VerbatimChar"/>
+        </w:rPr>
+        <w:t xml:space="preserve">Running</w:t>
+      </w:r>
+      <w:r>
+        <w:t xml:space="preserve">, and the app's log stream showing</w:t>
+      </w:r>
+      <w:r>
+        <w:t xml:space="preserve"> </w:t>
+      </w:r>
+      <w:r>
+        <w:rPr>
+          <w:rStyle w:val="VerbatimChar"/>
+        </w:rPr>
+        <w:t xml:space="preserve">INFO request N handled</w:t>
+      </w:r>
+      <w:r>
+        <w:t xml:space="preserve"> </w:t>
+      </w:r>
+      <w:r>
+        <w:t xml:space="preserve">lines with a recurring</w:t>
+      </w:r>
+      <w:r>
+        <w:t xml:space="preserve"> </w:t>
+      </w:r>
+      <w:r>
+        <w:rPr>
+          <w:rStyle w:val="VerbatimChar"/>
+        </w:rPr>
+        <w:t xml:space="preserve">ERROR payment failed: connection refused to db:5432</w:t>
+      </w:r>
+      <w:r>
+        <w:t xml:space="preserve">.</w:t>
+      </w:r>
+    </w:p>
+    <w:p>
+      <w:pPr>
+        <w:pStyle w:val="BodyText"/>
+      </w:pPr>
+      <w:r>
+        <w:drawing>
+          <wp:inline>
+            <wp:extent cx="5943600" cy="4116751"/>
+            <wp:effectExtent b="0" l="0" r="0" t="0"/>
+            <wp:docPr descr="Loki + Promtail running, and the payments app emitting INFO lines plus a recurring ERROR" title="" id="18" name="Picture"/>
+            <a:graphic>
+              <a:graphicData uri="http://schemas.openxmlformats.org/drawingml/2006/picture">
+                <pic:pic>
+                  <pic:nvPicPr>
+                    <pic:cNvPr descr="../artifacts/lab-14/screenshots/01-loki-setup.png" id="19" name="Picture"/>
+                    <pic:cNvPicPr>
+                      <a:picLocks noChangeArrowheads="1" noChangeAspect="1"/>
+                    </pic:cNvPicPr>
+                  </pic:nvPicPr>
+                  <pic:blipFill>
+                    <a:blip r:embed="rId17"/>
                     <a:stretch>
                       <a:fillRect/>
                     </a:stretch>
@@ -1794,8 +1830,8 @@
         </w:pict>
       </w:r>
     </w:p>
-    <w:bookmarkEnd w:id="17"/>
-    <w:bookmarkStart w:id="21" w:name="X85d72b67051a7aee71bf8d900750c09bc2e99dc"/>
+    <w:bookmarkEnd w:id="20"/>
+    <w:bookmarkStart w:id="24" w:name="X85d72b67051a7aee71bf8d900750c09bc2e99dc"/>
     <w:p>
       <w:pPr>
         <w:pStyle w:val="Heading2"/>
@@ -2164,18 +2200,18 @@
           <wp:inline>
             <wp:extent cx="5943600" cy="1261664"/>
             <wp:effectExtent b="0" l="0" r="0" t="0"/>
-            <wp:docPr descr="One label selector returns the newest lines from every Pod in the namespace, each tagged with its pod, container and detected level" title="" id="19" name="Picture"/>
+            <wp:docPr descr="One label selector returns the newest lines from every Pod in the namespace, each tagged with its pod, container and detected level" title="" id="22" name="Picture"/>
             <a:graphic>
               <a:graphicData uri="http://schemas.openxmlformats.org/drawingml/2006/picture">
                 <pic:pic>
                   <pic:nvPicPr>
-                    <pic:cNvPr descr="../artifacts/lab-14/screenshots/03-logql-label-selector.png" id="20" name="Picture"/>
+                    <pic:cNvPr descr="../artifacts/lab-14/screenshots/03-logql-label-selector.png" id="23" name="Picture"/>
                     <pic:cNvPicPr>
                       <a:picLocks noChangeArrowheads="1" noChangeAspect="1"/>
                     </pic:cNvPicPr>
                   </pic:nvPicPr>
                   <pic:blipFill>
-                    <a:blip r:embed="rId18"/>
+                    <a:blip r:embed="rId21"/>
                     <a:stretch>
                       <a:fillRect/>
                     </a:stretch>
@@ -2209,8 +2245,8 @@
         </w:pict>
       </w:r>
     </w:p>
-    <w:bookmarkEnd w:id="21"/>
-    <w:bookmarkStart w:id="25" w:name="X5253f4c13f255d6de3f5e09d129c651154f1b05"/>
+    <w:bookmarkEnd w:id="24"/>
+    <w:bookmarkStart w:id="28" w:name="X5253f4c13f255d6de3f5e09d129c651154f1b05"/>
     <w:p>
       <w:pPr>
         <w:pStyle w:val="Heading2"/>
@@ -2380,18 +2416,18 @@
           <wp:inline>
             <wp:extent cx="5943600" cy="4116751"/>
             <wp:effectExtent b="0" l="0" r="0" t="0"/>
-            <wp:docPr descr="All logs by label selector, then filtered to just the ERROR lines with a LogQL line filter" title="" id="23" name="Picture"/>
+            <wp:docPr descr="All logs by label selector, then filtered to just the ERROR lines with a LogQL line filter" title="" id="26" name="Picture"/>
             <a:graphic>
               <a:graphicData uri="http://schemas.openxmlformats.org/drawingml/2006/picture">
                 <pic:pic>
                   <pic:nvPicPr>
-                    <pic:cNvPr descr="../artifacts/lab-14/screenshots/02-logql-root-cause.png" id="24" name="Picture"/>
+                    <pic:cNvPr descr="../artifacts/lab-14/screenshots/02-logql-root-cause.png" id="27" name="Picture"/>
                     <pic:cNvPicPr>
                       <a:picLocks noChangeArrowheads="1" noChangeAspect="1"/>
                     </pic:cNvPicPr>
                   </pic:nvPicPr>
                   <pic:blipFill>
-                    <a:blip r:embed="rId22"/>
+                    <a:blip r:embed="rId25"/>
                     <a:stretch>
                       <a:fillRect/>
                     </a:stretch>
@@ -2497,8 +2533,8 @@
         </w:pict>
       </w:r>
     </w:p>
-    <w:bookmarkEnd w:id="25"/>
-    <w:bookmarkStart w:id="29" w:name="X9a60ccf7ce56880e27ba0e3ceb30623b5ab8971"/>
+    <w:bookmarkEnd w:id="28"/>
+    <w:bookmarkStart w:id="32" w:name="X9a60ccf7ce56880e27ba0e3ceb30623b5ab8971"/>
     <w:p>
       <w:pPr>
         <w:pStyle w:val="Heading2"/>
@@ -2661,18 +2697,18 @@
           <wp:inline>
             <wp:extent cx="5943600" cy="1018516"/>
             <wp:effectExtent b="0" l="0" r="0" t="0"/>
-            <wp:docPr descr="The same window counted two ways — all ERROR lines and just the PAYMENT_DECLINED ones — each collapsing to a single number" title="" id="27" name="Picture"/>
+            <wp:docPr descr="The same window counted two ways — all ERROR lines and just the PAYMENT_DECLINED ones — each collapsing to a single number" title="" id="30" name="Picture"/>
             <a:graphic>
               <a:graphicData uri="http://schemas.openxmlformats.org/drawingml/2006/picture">
                 <pic:pic>
                   <pic:nvPicPr>
-                    <pic:cNvPr descr="../artifacts/lab-14/screenshots/04-count-over-time.png" id="28" name="Picture"/>
+                    <pic:cNvPr descr="../artifacts/lab-14/screenshots/04-count-over-time.png" id="31" name="Picture"/>
                     <pic:cNvPicPr>
                       <a:picLocks noChangeArrowheads="1" noChangeAspect="1"/>
                     </pic:cNvPicPr>
                   </pic:nvPicPr>
                   <pic:blipFill>
-                    <a:blip r:embed="rId26"/>
+                    <a:blip r:embed="rId29"/>
                     <a:stretch>
                       <a:fillRect/>
                     </a:stretch>
@@ -2706,8 +2742,8 @@
         </w:pict>
       </w:r>
     </w:p>
-    <w:bookmarkEnd w:id="29"/>
-    <w:bookmarkStart w:id="33" w:name="step-5--turn-the-query-into-an-alert"/>
+    <w:bookmarkEnd w:id="32"/>
+    <w:bookmarkStart w:id="36" w:name="step-5--turn-the-query-into-an-alert"/>
     <w:p>
       <w:pPr>
         <w:pStyle w:val="Heading2"/>
@@ -3780,18 +3816,18 @@
           <wp:inline>
             <wp:extent cx="5943600" cy="2396351"/>
             <wp:effectExtent b="0" l="0" r="0" t="0"/>
-            <wp:docPr descr="Sampling the rules API every twelve seconds: the alert holds at PENDING with value 1.4e+01, then flips to FIRING once the for: 30s window is satisfied" title="" id="31" name="Picture"/>
+            <wp:docPr descr="Sampling the rules API every twelve seconds: the alert holds at PENDING with value 1.4e+01, then flips to FIRING once the for: 30s window is satisfied" title="" id="34" name="Picture"/>
             <a:graphic>
               <a:graphicData uri="http://schemas.openxmlformats.org/drawingml/2006/picture">
                 <pic:pic>
                   <pic:nvPicPr>
-                    <pic:cNvPr descr="../artifacts/lab-14/screenshots/05-logql-alert-firing.png" id="32" name="Picture"/>
+                    <pic:cNvPr descr="../artifacts/lab-14/screenshots/05-logql-alert-firing.png" id="35" name="Picture"/>
                     <pic:cNvPicPr>
                       <a:picLocks noChangeArrowheads="1" noChangeAspect="1"/>
                     </pic:cNvPicPr>
                   </pic:nvPicPr>
                   <pic:blipFill>
-                    <a:blip r:embed="rId30"/>
+                    <a:blip r:embed="rId33"/>
                     <a:stretch>
                       <a:fillRect/>
                     </a:stretch>
@@ -3943,8 +3979,8 @@
         </w:pict>
       </w:r>
     </w:p>
-    <w:bookmarkEnd w:id="33"/>
-    <w:bookmarkStart w:id="37" w:name="X62c2a999dc139f0dfb60fb0890603739ee3b82b"/>
+    <w:bookmarkEnd w:id="36"/>
+    <w:bookmarkStart w:id="40" w:name="X62c2a999dc139f0dfb60fb0890603739ee3b82b"/>
     <w:p>
       <w:pPr>
         <w:pStyle w:val="Heading2"/>
@@ -4121,18 +4157,18 @@
           <wp:inline>
             <wp:extent cx="5943600" cy="1261664"/>
             <wp:effectExtent b="0" l="0" r="0" t="0"/>
-            <wp:docPr descr="The control-plane components Promtail is collecting, and three real kube-apiserver lines returned by the same LogQL selector" title="" id="35" name="Picture"/>
+            <wp:docPr descr="The control-plane components Promtail is collecting, and three real kube-apiserver lines returned by the same LogQL selector" title="" id="38" name="Picture"/>
             <a:graphic>
               <a:graphicData uri="http://schemas.openxmlformats.org/drawingml/2006/picture">
                 <pic:pic>
                   <pic:nvPicPr>
-                    <pic:cNvPr descr="../artifacts/lab-14/screenshots/06-control-plane-logs.png" id="36" name="Picture"/>
+                    <pic:cNvPr descr="../artifacts/lab-14/screenshots/06-control-plane-logs.png" id="39" name="Picture"/>
                     <pic:cNvPicPr>
                       <a:picLocks noChangeArrowheads="1" noChangeAspect="1"/>
                     </pic:cNvPicPr>
                   </pic:nvPicPr>
                   <pic:blipFill>
-                    <a:blip r:embed="rId34"/>
+                    <a:blip r:embed="rId37"/>
                     <a:stretch>
                       <a:fillRect/>
                     </a:stretch>
@@ -4298,8 +4334,8 @@
         </w:pict>
       </w:r>
     </w:p>
-    <w:bookmarkEnd w:id="37"/>
-    <w:bookmarkStart w:id="38" w:name="step-7--clean-up"/>
+    <w:bookmarkEnd w:id="40"/>
+    <w:bookmarkStart w:id="41" w:name="step-7--clean-up"/>
     <w:p>
       <w:pPr>
         <w:pStyle w:val="Heading2"/>
@@ -4376,8 +4412,8 @@
         </w:pict>
       </w:r>
     </w:p>
-    <w:bookmarkEnd w:id="38"/>
-    <w:bookmarkStart w:id="39" w:name="what-you-learned"/>
+    <w:bookmarkEnd w:id="41"/>
+    <w:bookmarkStart w:id="42" w:name="what-you-learned"/>
     <w:p>
       <w:pPr>
         <w:pStyle w:val="Heading2"/>
@@ -4889,8 +4925,8 @@
         </w:tc>
       </w:tr>
     </w:tbl>
-    <w:bookmarkEnd w:id="39"/>
-    <w:bookmarkStart w:id="45" w:name="evidence"/>
+    <w:bookmarkEnd w:id="42"/>
+    <w:bookmarkStart w:id="48" w:name="evidence"/>
     <w:p>
       <w:pPr>
         <w:pStyle w:val="Heading2"/>
@@ -4909,7 +4945,7 @@
       <w:r>
         <w:t xml:space="preserve"> </w:t>
       </w:r>
-      <w:hyperlink r:id="rId40">
+      <w:hyperlink r:id="rId43">
         <w:r>
           <w:rPr>
             <w:rStyle w:val="VerbatimChar"/>
@@ -4957,7 +4993,7 @@
         <w:t xml:space="preserve">, and the control-plane pod-log paths.</w:t>
       </w:r>
     </w:p>
-    <w:bookmarkStart w:id="44" w:name="original-evidence"/>
+    <w:bookmarkStart w:id="47" w:name="original-evidence"/>
     <w:p>
       <w:pPr>
         <w:pStyle w:val="Heading3"/>
@@ -4976,7 +5012,7 @@
       <w:r>
         <w:t xml:space="preserve"> </w:t>
       </w:r>
-      <w:hyperlink r:id="rId41">
+      <w:hyperlink r:id="rId44">
         <w:r>
           <w:rPr>
             <w:rStyle w:val="VerbatimChar"/>
@@ -4993,7 +5029,7 @@
       <w:r>
         <w:t xml:space="preserve"> </w:t>
       </w:r>
-      <w:hyperlink r:id="rId42">
+      <w:hyperlink r:id="rId45">
         <w:r>
           <w:rPr>
             <w:rStyle w:val="VerbatimChar"/>
@@ -5033,7 +5069,7 @@
       <w:r>
         <w:t xml:space="preserve"> </w:t>
       </w:r>
-      <w:hyperlink r:id="rId43">
+      <w:hyperlink r:id="rId46">
         <w:r>
           <w:rPr>
             <w:rStyle w:val="Hyperlink"/>
@@ -5042,8 +5078,8 @@
         </w:r>
       </w:hyperlink>
     </w:p>
-    <w:bookmarkEnd w:id="44"/>
-    <w:bookmarkEnd w:id="45"/>
+    <w:bookmarkEnd w:id="47"/>
+    <w:bookmarkEnd w:id="48"/>
     <w:sectPr>
       <w:pgSz w:h="15840" w:w="12240"/>
       <w:pgMar w:bottom="1440" w:footer="720" w:gutter="0" w:header="720" w:left="1440" w:right="1440" w:top="1440"/>
